--- a/docs/Project_Handbook.docx
+++ b/docs/Project_Handbook.docx
@@ -41,7 +41,7 @@
           <w:i w:val="0"/>
           <w:sz w:val="18"/>
         </w:rPr>
-        <w:t>Explainable deep learning of crisis transmission into Irish stock market volatility: the Global Financial Crisis, the Irish Sovereign Debt Crisis and COVID-19 · MSc Business Analytics, Dublin Business School · Version 1.0, 25 September 2026</w:t>
+        <w:t>Explainable deep learning of crisis transmission into Irish stock market volatility: the Global Financial Crisis, the Irish Sovereign Debt Crisis and COVID-19 · MSc Business Analytics, Dublin Business School · Version 1.1, 30 September 2026 (adds exploratory extensions E1–E2)</w:t>
       </w:r>
     </w:p>
     <w:tbl>
@@ -325,8 +325,9 @@
             <w:r>
               <w:rPr>
                 <w:sz w:val="17"/>
-              </w:rPr>
-              <w:t>The methods</w:t>
+                <w:b w:val="0"/>
+              </w:rPr>
+              <w:t xml:space="preserve">The methods (incl. the exploratory extensions, E10)</w:t>
             </w:r>
           </w:p>
         </w:tc>
@@ -448,8 +449,9 @@
             <w:r>
               <w:rPr>
                 <w:sz w:val="17"/>
-              </w:rPr>
-              <w:t>Every result, explained</w:t>
+                <w:b w:val="0"/>
+              </w:rPr>
+              <w:t xml:space="preserve">Every result, explained (incl. exploratory results, H9–H10)</w:t>
             </w:r>
           </w:p>
         </w:tc>
@@ -850,6 +852,36 @@
           </w:p>
         </w:tc>
       </w:tr>
+      <w:tr>
+        <w:tc>
+          <w:tcPr>
+            <w:tcW w:type="dxa" w:w="3685"/>
+          </w:tcPr>
+          <w:p>
+            <w:r>
+              <w:rPr>
+                <w:sz w:val="17"/>
+                <w:b w:val="0"/>
+              </w:rPr>
+              <w:t xml:space="preserve">Do an econometric spillover measure and long-run crisis history tell the same story? (exploratory, added after the results)</w:t>
+            </w:r>
+          </w:p>
+        </w:tc>
+        <w:tc>
+          <w:tcPr>
+            <w:tcW w:type="dxa" w:w="6180"/>
+          </w:tcPr>
+          <w:p>
+            <w:r>
+              <w:rPr>
+                <w:sz w:val="17"/>
+                <w:b w:val="0"/>
+              </w:rPr>
+              <w:t xml:space="preserve">Only partly. A Diebold–Yilmaz spillover measure agrees with the SHAP shares in 4 of 8 direction checks (both put the US highest in COVID-19). Irish volatility was calm before the GFC, but not unusually calm by Ireland’s own 70-year history.</w:t>
+            </w:r>
+          </w:p>
+        </w:tc>
+      </w:tr>
     </w:tbl>
     <w:p>
       <w:pPr>
@@ -899,6 +931,22 @@
       </w:r>
       <w:r>
         <w:t>most hypotheses were not supported, and the report says so.</w:t>
+      </w:r>
+    </w:p>
+    <w:p>
+      <w:pPr>
+        <w:pStyle w:val="ListBullet"/>
+        <w:spacing w:after="20"/>
+      </w:pPr>
+      <w:r>
+        <w:rPr>
+          <w:b/>
+        </w:rPr>
+        <w:t xml:space="preserve">What was added later: </w:t>
+      </w:r>
+      <w:r>
+        <w:rPr/>
+        <w:t xml:space="preserve">two exploratory extensions (E1, E2), written into a dated amendment before they were run and labelled exploratory, so they cannot rescue any hypothesis (Parts E10 and H9–H10).</w:t>
       </w:r>
     </w:p>
     <w:p>
@@ -1429,6 +1477,16 @@
     </w:p>
     <w:p>
       <w:pPr>
+        <w:pStyle w:val="ListBullet"/>
+        <w:spacing w:after="20"/>
+      </w:pPr>
+      <w:r>
+        <w:rPr/>
+        <w:t xml:space="preserve">The volatility paradox (Danielsson, Valenzuela &amp; Zer, 2018): across 60 countries and up to 211 years, long spells of below-trend volatility — not high volatility — came before banking crises, because calm encourages credit and leverage. It is Minsky’s idea measured in data. My exploratory E2 checks whether this happened before each of my crises.</w:t>
+      </w:r>
+    </w:p>
+    <w:p>
+      <w:pPr>
         <w:pStyle w:val="Heading1"/>
         <w:pageBreakBefore/>
       </w:pPr>
@@ -2343,6 +2401,94 @@
           </w:p>
         </w:tc>
       </w:tr>
+      <w:tr>
+        <w:tc>
+          <w:tcPr>
+            <w:tcW w:type="dxa" w:w="2041"/>
+          </w:tcPr>
+          <w:p>
+            <w:r>
+              <w:rPr>
+                <w:sz w:val="16"/>
+                <w:b w:val="0"/>
+              </w:rPr>
+              <w:t xml:space="preserve">Volatility paradox</w:t>
+            </w:r>
+          </w:p>
+        </w:tc>
+        <w:tc>
+          <w:tcPr>
+            <w:tcW w:type="dxa" w:w="4649"/>
+          </w:tcPr>
+          <w:p>
+            <w:r>
+              <w:rPr>
+                <w:sz w:val="16"/>
+                <w:b w:val="0"/>
+              </w:rPr>
+              <w:t xml:space="preserve">Low, calm volatility for a long time makes investors and banks take more risk, which makes a crisis more likely (‘stability is destabilising’).</w:t>
+            </w:r>
+          </w:p>
+        </w:tc>
+        <w:tc>
+          <w:tcPr>
+            <w:tcW w:type="dxa" w:w="3175"/>
+          </w:tcPr>
+          <w:p>
+            <w:r>
+              <w:rPr>
+                <w:sz w:val="16"/>
+                <w:b w:val="0"/>
+              </w:rPr>
+              <w:t xml:space="preserve">Exploratory E2 (Danielsson et al., 2018)</w:t>
+            </w:r>
+          </w:p>
+        </w:tc>
+      </w:tr>
+      <w:tr>
+        <w:tc>
+          <w:tcPr>
+            <w:tcW w:type="dxa" w:w="2041"/>
+          </w:tcPr>
+          <w:p>
+            <w:r>
+              <w:rPr>
+                <w:sz w:val="16"/>
+                <w:b w:val="0"/>
+              </w:rPr>
+              <w:t xml:space="preserve">OECD share-price index (FRED)</w:t>
+            </w:r>
+          </w:p>
+        </w:tc>
+        <w:tc>
+          <w:tcPr>
+            <w:tcW w:type="dxa" w:w="4649"/>
+          </w:tcPr>
+          <w:p>
+            <w:r>
+              <w:rPr>
+                <w:sz w:val="16"/>
+                <w:b w:val="0"/>
+              </w:rPr>
+              <w:t xml:space="preserve">A monthly national stock index published by the OECD; each value is the average of the month’s daily closes. Free from the St. Louis Fed’s FRED website.</w:t>
+            </w:r>
+          </w:p>
+        </w:tc>
+        <w:tc>
+          <w:tcPr>
+            <w:tcW w:type="dxa" w:w="3175"/>
+          </w:tcPr>
+          <w:p>
+            <w:r>
+              <w:rPr>
+                <w:sz w:val="16"/>
+                <w:b w:val="0"/>
+              </w:rPr>
+              <w:t xml:space="preserve">E2 data: Ireland (= ISEQ) from 1955, US 1957, Germany 1960</w:t>
+            </w:r>
+          </w:p>
+        </w:tc>
+      </w:tr>
     </w:tbl>
     <w:p>
       <w:pPr>
@@ -3283,6 +3429,446 @@
           </w:p>
         </w:tc>
       </w:tr>
+      <w:tr>
+        <w:tc>
+          <w:tcPr>
+            <w:tcW w:type="dxa" w:w="2041"/>
+          </w:tcPr>
+          <w:p>
+            <w:r>
+              <w:rPr>
+                <w:sz w:val="16"/>
+                <w:b w:val="0"/>
+              </w:rPr>
+              <w:t xml:space="preserve">Vector autoregression (VAR)</w:t>
+            </w:r>
+          </w:p>
+        </w:tc>
+        <w:tc>
+          <w:tcPr>
+            <w:tcW w:type="dxa" w:w="4649"/>
+          </w:tcPr>
+          <w:p>
+            <w:r>
+              <w:rPr>
+                <w:sz w:val="16"/>
+                <w:b w:val="0"/>
+              </w:rPr>
+              <w:t xml:space="preserve">A system of regressions in which each market’s value today depends on the recent past of all markets.</w:t>
+            </w:r>
+          </w:p>
+        </w:tc>
+        <w:tc>
+          <w:tcPr>
+            <w:tcW w:type="dxa" w:w="3175"/>
+          </w:tcPr>
+          <w:p>
+            <w:r>
+              <w:rPr>
+                <w:sz w:val="16"/>
+                <w:b w:val="0"/>
+              </w:rPr>
+              <w:t xml:space="preserve">E1: VAR(4) on log volatility of ISEQ, S&amp;P 500 and DAX</w:t>
+            </w:r>
+          </w:p>
+        </w:tc>
+      </w:tr>
+      <w:tr>
+        <w:tc>
+          <w:tcPr>
+            <w:tcW w:type="dxa" w:w="2041"/>
+          </w:tcPr>
+          <w:p>
+            <w:r>
+              <w:rPr>
+                <w:sz w:val="16"/>
+                <w:b w:val="0"/>
+              </w:rPr>
+              <w:t xml:space="preserve">Forecast-error variance decomposition (FEVD)</w:t>
+            </w:r>
+          </w:p>
+        </w:tc>
+        <w:tc>
+          <w:tcPr>
+            <w:tcW w:type="dxa" w:w="4649"/>
+          </w:tcPr>
+          <w:p>
+            <w:r>
+              <w:rPr>
+                <w:sz w:val="16"/>
+                <w:b w:val="0"/>
+              </w:rPr>
+              <w:t xml:space="preserve">Splits the uncertainty of a VAR forecast into the parts caused by shocks in each market.</w:t>
+            </w:r>
+          </w:p>
+        </w:tc>
+        <w:tc>
+          <w:tcPr>
+            <w:tcW w:type="dxa" w:w="3175"/>
+          </w:tcPr>
+          <w:p>
+            <w:r>
+              <w:rPr>
+                <w:sz w:val="16"/>
+                <w:b w:val="0"/>
+              </w:rPr>
+              <w:t xml:space="preserve">E1</w:t>
+            </w:r>
+          </w:p>
+        </w:tc>
+      </w:tr>
+      <w:tr>
+        <w:tc>
+          <w:tcPr>
+            <w:tcW w:type="dxa" w:w="2041"/>
+          </w:tcPr>
+          <w:p>
+            <w:r>
+              <w:rPr>
+                <w:sz w:val="16"/>
+                <w:b w:val="0"/>
+              </w:rPr>
+              <w:t xml:space="preserve">Generalized FEVD (Pesaran &amp; Shin, 1998)</w:t>
+            </w:r>
+          </w:p>
+        </w:tc>
+        <w:tc>
+          <w:tcPr>
+            <w:tcW w:type="dxa" w:w="4649"/>
+          </w:tcPr>
+          <w:p>
+            <w:r>
+              <w:rPr>
+                <w:sz w:val="16"/>
+                <w:b w:val="0"/>
+              </w:rPr>
+              <w:t xml:space="preserve">A version whose answer does not depend on the order in which the markets are listed; rows are rescaled to add up to 1.</w:t>
+            </w:r>
+          </w:p>
+        </w:tc>
+        <w:tc>
+          <w:tcPr>
+            <w:tcW w:type="dxa" w:w="3175"/>
+          </w:tcPr>
+          <w:p>
+            <w:r>
+              <w:rPr>
+                <w:sz w:val="16"/>
+                <w:b w:val="0"/>
+              </w:rPr>
+              <w:t xml:space="preserve">E1 (Diebold &amp; Yilmaz, 2012)</w:t>
+            </w:r>
+          </w:p>
+        </w:tc>
+      </w:tr>
+      <w:tr>
+        <w:tc>
+          <w:tcPr>
+            <w:tcW w:type="dxa" w:w="2041"/>
+          </w:tcPr>
+          <w:p>
+            <w:r>
+              <w:rPr>
+                <w:sz w:val="16"/>
+                <w:b w:val="0"/>
+              </w:rPr>
+              <w:t xml:space="preserve">Spillover (connectedness) index</w:t>
+            </w:r>
+          </w:p>
+        </w:tc>
+        <w:tc>
+          <w:tcPr>
+            <w:tcW w:type="dxa" w:w="4649"/>
+          </w:tcPr>
+          <w:p>
+            <w:r>
+              <w:rPr>
+                <w:sz w:val="16"/>
+                <w:b w:val="0"/>
+              </w:rPr>
+              <w:t xml:space="preserve">Share of forecast uncertainty that comes from other markets; the ‘total’ index averages it over all markets.</w:t>
+            </w:r>
+          </w:p>
+        </w:tc>
+        <w:tc>
+          <w:tcPr>
+            <w:tcW w:type="dxa" w:w="3175"/>
+          </w:tcPr>
+          <w:p>
+            <w:r>
+              <w:rPr>
+                <w:sz w:val="16"/>
+                <w:b w:val="0"/>
+              </w:rPr>
+              <w:t xml:space="preserve">E1: 34.0% over 2003–2023</w:t>
+            </w:r>
+          </w:p>
+        </w:tc>
+      </w:tr>
+      <w:tr>
+        <w:tc>
+          <w:tcPr>
+            <w:tcW w:type="dxa" w:w="2041"/>
+          </w:tcPr>
+          <w:p>
+            <w:r>
+              <w:rPr>
+                <w:sz w:val="16"/>
+                <w:b w:val="0"/>
+              </w:rPr>
+              <w:t xml:space="preserve">Directional / net spillover</w:t>
+            </w:r>
+          </w:p>
+        </w:tc>
+        <w:tc>
+          <w:tcPr>
+            <w:tcW w:type="dxa" w:w="4649"/>
+          </w:tcPr>
+          <w:p>
+            <w:r>
+              <w:rPr>
+                <w:sz w:val="16"/>
+                <w:b w:val="0"/>
+              </w:rPr>
+              <w:t xml:space="preserve">How much a market gives to (‘to’) or receives from (‘from’) the others; net = to − from. Negative = net receiver.</w:t>
+            </w:r>
+          </w:p>
+        </w:tc>
+        <w:tc>
+          <w:tcPr>
+            <w:tcW w:type="dxa" w:w="3175"/>
+          </w:tcPr>
+          <w:p>
+            <w:r>
+              <w:rPr>
+                <w:sz w:val="16"/>
+                <w:b w:val="0"/>
+              </w:rPr>
+              <w:t xml:space="preserve">ISEQ net −8.4 (receiver); US +7.7 (transmitter)</w:t>
+            </w:r>
+          </w:p>
+        </w:tc>
+      </w:tr>
+      <w:tr>
+        <w:tc>
+          <w:tcPr>
+            <w:tcW w:type="dxa" w:w="2041"/>
+          </w:tcPr>
+          <w:p>
+            <w:r>
+              <w:rPr>
+                <w:sz w:val="16"/>
+                <w:b w:val="0"/>
+              </w:rPr>
+              <w:t xml:space="preserve">Rolling window</w:t>
+            </w:r>
+          </w:p>
+        </w:tc>
+        <w:tc>
+          <w:tcPr>
+            <w:tcW w:type="dxa" w:w="4649"/>
+          </w:tcPr>
+          <w:p>
+            <w:r>
+              <w:rPr>
+                <w:sz w:val="16"/>
+                <w:b w:val="0"/>
+              </w:rPr>
+              <w:t xml:space="preserve">Re-estimating on the most recent fixed number of days, moving one day at a time.</w:t>
+            </w:r>
+          </w:p>
+        </w:tc>
+        <w:tc>
+          <w:tcPr>
+            <w:tcW w:type="dxa" w:w="3175"/>
+          </w:tcPr>
+          <w:p>
+            <w:r>
+              <w:rPr>
+                <w:sz w:val="16"/>
+                <w:b w:val="0"/>
+              </w:rPr>
+              <w:t xml:space="preserve">E1: 200 days (100 and 300 as sensitivity)</w:t>
+            </w:r>
+          </w:p>
+        </w:tc>
+      </w:tr>
+      <w:tr>
+        <w:tc>
+          <w:tcPr>
+            <w:tcW w:type="dxa" w:w="2041"/>
+          </w:tcPr>
+          <w:p>
+            <w:r>
+              <w:rPr>
+                <w:sz w:val="16"/>
+                <w:b w:val="0"/>
+              </w:rPr>
+              <w:t xml:space="preserve">Hodrick–Prescott (HP) filter</w:t>
+            </w:r>
+          </w:p>
+        </w:tc>
+        <w:tc>
+          <w:tcPr>
+            <w:tcW w:type="dxa" w:w="4649"/>
+          </w:tcPr>
+          <w:p>
+            <w:r>
+              <w:rPr>
+                <w:sz w:val="16"/>
+                <w:b w:val="0"/>
+              </w:rPr>
+              <w:t xml:space="preserve">Splits a series into a smooth trend and deviations from it; λ sets how smooth the trend is.</w:t>
+            </w:r>
+          </w:p>
+        </w:tc>
+        <w:tc>
+          <w:tcPr>
+            <w:tcW w:type="dxa" w:w="3175"/>
+          </w:tcPr>
+          <w:p>
+            <w:r>
+              <w:rPr>
+                <w:sz w:val="16"/>
+                <w:b w:val="0"/>
+              </w:rPr>
+              <w:t xml:space="preserve">E2: λ = 5,000, as in Danielsson et al.</w:t>
+            </w:r>
+          </w:p>
+        </w:tc>
+      </w:tr>
+      <w:tr>
+        <w:tc>
+          <w:tcPr>
+            <w:tcW w:type="dxa" w:w="2041"/>
+          </w:tcPr>
+          <w:p>
+            <w:r>
+              <w:rPr>
+                <w:sz w:val="16"/>
+                <w:b w:val="0"/>
+              </w:rPr>
+              <w:t xml:space="preserve">One-sided (recursive) filter</w:t>
+            </w:r>
+          </w:p>
+        </w:tc>
+        <w:tc>
+          <w:tcPr>
+            <w:tcW w:type="dxa" w:w="4649"/>
+          </w:tcPr>
+          <w:p>
+            <w:r>
+              <w:rPr>
+                <w:sz w:val="16"/>
+                <w:b w:val="0"/>
+              </w:rPr>
+              <w:t xml:space="preserve">A trend estimated at each date from past data only — no look-ahead.</w:t>
+            </w:r>
+          </w:p>
+        </w:tc>
+        <w:tc>
+          <w:tcPr>
+            <w:tcW w:type="dxa" w:w="3175"/>
+          </w:tcPr>
+          <w:p>
+            <w:r>
+              <w:rPr>
+                <w:sz w:val="16"/>
+                <w:b w:val="0"/>
+              </w:rPr>
+              <w:t xml:space="preserve">E2 trend</w:t>
+            </w:r>
+          </w:p>
+        </w:tc>
+      </w:tr>
+      <w:tr>
+        <w:tc>
+          <w:tcPr>
+            <w:tcW w:type="dxa" w:w="2041"/>
+          </w:tcPr>
+          <w:p>
+            <w:r>
+              <w:rPr>
+                <w:sz w:val="16"/>
+                <w:b w:val="0"/>
+              </w:rPr>
+              <w:t xml:space="preserve">Winsorising</w:t>
+            </w:r>
+          </w:p>
+        </w:tc>
+        <w:tc>
+          <w:tcPr>
+            <w:tcW w:type="dxa" w:w="4649"/>
+          </w:tcPr>
+          <w:p>
+            <w:r>
+              <w:rPr>
+                <w:sz w:val="16"/>
+                <w:b w:val="0"/>
+              </w:rPr>
+              <w:t xml:space="preserve">Capping extreme values at chosen percentiles instead of deleting them.</w:t>
+            </w:r>
+          </w:p>
+        </w:tc>
+        <w:tc>
+          <w:tcPr>
+            <w:tcW w:type="dxa" w:w="3175"/>
+          </w:tcPr>
+          <w:p>
+            <w:r>
+              <w:rPr>
+                <w:sz w:val="16"/>
+                <w:b w:val="0"/>
+              </w:rPr>
+              <w:t xml:space="preserve">E2: monthly returns capped at 0.5% / 99.5%</w:t>
+            </w:r>
+          </w:p>
+        </w:tc>
+      </w:tr>
+      <w:tr>
+        <w:tc>
+          <w:tcPr>
+            <w:tcW w:type="dxa" w:w="2041"/>
+          </w:tcPr>
+          <w:p>
+            <w:r>
+              <w:rPr>
+                <w:sz w:val="16"/>
+                <w:b w:val="0"/>
+              </w:rPr>
+              <w:t xml:space="preserve">Percentile rank</w:t>
+            </w:r>
+          </w:p>
+        </w:tc>
+        <w:tc>
+          <w:tcPr>
+            <w:tcW w:type="dxa" w:w="4649"/>
+          </w:tcPr>
+          <w:p>
+            <w:r>
+              <w:rPr>
+                <w:sz w:val="16"/>
+                <w:b w:val="0"/>
+              </w:rPr>
+              <w:t xml:space="preserve">Where a value sits in a distribution: the 20th percentile = lower than 80% of values.</w:t>
+            </w:r>
+          </w:p>
+        </w:tc>
+        <w:tc>
+          <w:tcPr>
+            <w:tcW w:type="dxa" w:w="3175"/>
+          </w:tcPr>
+          <w:p>
+            <w:r>
+              <w:rPr>
+                <w:sz w:val="16"/>
+                <w:b w:val="0"/>
+              </w:rPr>
+              <w:t xml:space="preserve">E2: ‘unusually calm’ = bottom 20%</w:t>
+            </w:r>
+          </w:p>
+        </w:tc>
+      </w:tr>
     </w:tbl>
     <w:p>
       <w:pPr>
@@ -5074,6 +5660,94 @@
                 <w:sz w:val="16"/>
               </w:rPr>
               <w:t>2003–2023</w:t>
+            </w:r>
+          </w:p>
+        </w:tc>
+      </w:tr>
+      <w:tr>
+        <w:tc>
+          <w:tcPr>
+            <w:tcW w:type="dxa" w:w="2041"/>
+          </w:tcPr>
+          <w:p>
+            <w:r>
+              <w:rPr>
+                <w:sz w:val="16"/>
+                <w:b w:val="0"/>
+              </w:rPr>
+              <w:t xml:space="preserve">Confirmatory vs exploratory analysis</w:t>
+            </w:r>
+          </w:p>
+        </w:tc>
+        <w:tc>
+          <w:tcPr>
+            <w:tcW w:type="dxa" w:w="4649"/>
+          </w:tcPr>
+          <w:p>
+            <w:r>
+              <w:rPr>
+                <w:sz w:val="16"/>
+                <w:b w:val="0"/>
+              </w:rPr>
+              <w:t xml:space="preserve">Confirmatory = tests a hypothesis fixed in advance; exploratory = looks for patterns, chosen later, and cannot confirm anything.</w:t>
+            </w:r>
+          </w:p>
+        </w:tc>
+        <w:tc>
+          <w:tcPr>
+            <w:tcW w:type="dxa" w:w="3175"/>
+          </w:tcPr>
+          <w:p>
+            <w:r>
+              <w:rPr>
+                <w:sz w:val="16"/>
+                <w:b w:val="0"/>
+              </w:rPr>
+              <w:t xml:space="preserve">H1–H4 confirmatory; E1–E2 exploratory</w:t>
+            </w:r>
+          </w:p>
+        </w:tc>
+      </w:tr>
+      <w:tr>
+        <w:tc>
+          <w:tcPr>
+            <w:tcW w:type="dxa" w:w="2041"/>
+          </w:tcPr>
+          <w:p>
+            <w:r>
+              <w:rPr>
+                <w:sz w:val="16"/>
+                <w:b w:val="0"/>
+              </w:rPr>
+              <w:t xml:space="preserve">Amendment (to a pre-registration)</w:t>
+            </w:r>
+          </w:p>
+        </w:tc>
+        <w:tc>
+          <w:tcPr>
+            <w:tcW w:type="dxa" w:w="4649"/>
+          </w:tcPr>
+          <w:p>
+            <w:r>
+              <w:rPr>
+                <w:sz w:val="16"/>
+                <w:b w:val="0"/>
+              </w:rPr>
+              <w:t xml:space="preserve">A dated, reasoned change or addition made after the original pre-registration, recorded before the new analysis is run.</w:t>
+            </w:r>
+          </w:p>
+        </w:tc>
+        <w:tc>
+          <w:tcPr>
+            <w:tcW w:type="dxa" w:w="3175"/>
+          </w:tcPr>
+          <w:p>
+            <w:r>
+              <w:rPr>
+                <w:sz w:val="16"/>
+                <w:b w:val="0"/>
+              </w:rPr>
+              <w:t xml:space="preserve">Amendment A1, 30 Sep 2026 (commit 9c89f79)</w:t>
             </w:r>
           </w:p>
         </w:tc>
@@ -5421,6 +6095,24 @@
     </w:p>
     <w:p>
       <w:pPr>
+        <w:spacing w:after="80"/>
+      </w:pPr>
+      <w:r>
+        <w:rPr>
+          <w:i w:val="0"/>
+          <w:b/>
+        </w:rPr>
+        <w:t xml:space="preserve">Second source (exploratory E2 only): </w:t>
+      </w:r>
+      <w:r>
+        <w:rPr>
+          <w:i w:val="0"/>
+        </w:rPr>
+        <w:t xml:space="preserve">OECD monthly share-price indices from FRED — Ireland SPASTT01IEM661N (from January 1955), United States SPASTT01USM661N (1957) and Germany SPASTT01DEM661N (1960). Each monthly value is the average of the month’s daily closes; the Irish series is the ISEQ (monthly-return correlation 0.9996 with the Yahoo ISEQ, 2002–2025). Script 12 caches them in data/raw/FRED_*.csv. They are needed because a trend estimated only from the past needs decades of history.</w:t>
+      </w:r>
+    </w:p>
+    <w:p>
+      <w:pPr>
         <w:pStyle w:val="Heading2"/>
       </w:pPr>
       <w:r>
@@ -7425,6 +8117,331 @@
     </w:p>
     <w:p>
       <w:pPr>
+        <w:pStyle w:val="Heading2"/>
+      </w:pPr>
+      <w:r>
+        <w:rPr>
+          <w:color w:val="1F4E79"/>
+        </w:rPr>
+        <w:t xml:space="preserve">E10. Exploratory extensions (Amendment A1, added 30 Sep 2026)</w:t>
+      </w:r>
+    </w:p>
+    <w:p>
+      <w:pPr>
+        <w:spacing w:after="80"/>
+      </w:pPr>
+      <w:r>
+        <w:rPr>
+          <w:i w:val="0"/>
+        </w:rPr>
+        <w:t xml:space="preserve">Two extra analyses were chosen after the main results were known, so they are exploratory: no pass/fail rule, no effect on any hypothesis verdict, reported in full whatever they show. Their specification was written into PREREGISTRATION.md (Amendment A1) and committed to Git before either script was run (commit 9c89f79).</w:t>
+      </w:r>
+    </w:p>
+    <w:p>
+      <w:pPr>
+        <w:spacing w:after="80"/>
+      </w:pPr>
+      <w:r>
+        <w:rPr>
+          <w:i w:val="0"/>
+          <w:b/>
+        </w:rPr>
+        <w:t xml:space="preserve">E1 — Does an econometric spillover measure agree with SHAP? </w:t>
+      </w:r>
+      <w:r>
+        <w:rPr>
+          <w:i w:val="0"/>
+        </w:rPr>
+        <w:t xml:space="preserve">Diebold &amp; Yilmaz (2012) measure transmission with a VAR: how much of the uncertainty in forecasting one market’s volatility comes from shocks in each other market.</w:t>
+      </w:r>
+    </w:p>
+    <w:p>
+      <w:pPr>
+        <w:pStyle w:val="CodeBlock"/>
+        <w:spacing w:after="0"/>
+        <w:ind w:left="283"/>
+      </w:pPr>
+      <w:r>
+        <w:rPr/>
+        <w:t xml:space="preserve">v(t) = log 5-day realised variance of [ISEQ, S&amp;P 500, DAX]   (same aligned data as the LSTM)</w:t>
+      </w:r>
+    </w:p>
+    <w:p>
+      <w:pPr>
+        <w:pStyle w:val="CodeBlock"/>
+        <w:spacing w:after="0"/>
+        <w:ind w:left="283"/>
+      </w:pPr>
+      <w:r>
+        <w:rPr/>
+        <w:t xml:space="preserve">v(t) = c + B1·v(t−1) + B2·v(t−2) + B3·v(t−3) + B4·v(t−4) + e(t)       VAR(4), OLS</w:t>
+      </w:r>
+    </w:p>
+    <w:p>
+      <w:pPr>
+        <w:pStyle w:val="CodeBlock"/>
+        <w:spacing w:after="0"/>
+        <w:ind w:left="283"/>
+      </w:pPr>
+      <w:r>
+        <w:rPr/>
+        <w:t xml:space="preserve">share(i ← j) = Σh [(A_h Σ)ij]² / Σjj  ÷  Σh (A_h Σ A_h′)ii,   h = 0 … 9   (generalized FEVD)</w:t>
+      </w:r>
+    </w:p>
+    <w:p>
+      <w:pPr>
+        <w:pStyle w:val="CodeBlock"/>
+        <w:spacing w:after="0"/>
+        <w:ind w:left="283"/>
+      </w:pPr>
+      <w:r>
+        <w:rPr/>
+        <w:t xml:space="preserve">then each row is rescaled to add up to 1</w:t>
+      </w:r>
+    </w:p>
+    <w:p>
+      <w:pPr>
+        <w:spacing w:after="40"/>
+      </w:pPr>
+    </w:p>
+    <w:p>
+      <w:pPr>
+        <w:pStyle w:val="ListBullet"/>
+        <w:spacing w:after="20"/>
+      </w:pPr>
+      <w:r>
+        <w:rPr/>
+        <w:t xml:space="preserve">Estimated on the 200 days up to each forecast day, moving one day at a time (as in Diebold &amp; Yilmaz, 2012: VAR(4), 10-day horizon, 200-day windows).</w:t>
+      </w:r>
+    </w:p>
+    <w:p>
+      <w:pPr>
+        <w:pStyle w:val="ListBullet"/>
+        <w:spacing w:after="20"/>
+      </w:pPr>
+      <w:r>
+        <w:rPr/>
+        <w:t xml:space="preserve">The ISEQ row gives three shares — own, from the US, from the DAX — directly comparable with the SHAP channel shares (domestic, US, euro). They are averaged over exactly the days explained with SHAP.</w:t>
+      </w:r>
+    </w:p>
+    <w:p>
+      <w:pPr>
+        <w:pStyle w:val="ListBullet"/>
+        <w:spacing w:after="20"/>
+      </w:pPr>
+      <w:r>
+        <w:rPr/>
+        <w:t xml:space="preserve">Comparison (descriptive): does the change from calm have the same sign in both measures (4 crisis windows × 2 foreign channels = 8 checks)? Do both rank US vs euro the same way (5 windows)?</w:t>
+      </w:r>
+    </w:p>
+    <w:p>
+      <w:pPr>
+        <w:pStyle w:val="ListBullet"/>
+        <w:spacing w:after="20"/>
+      </w:pPr>
+      <w:r>
+        <w:rPr/>
+        <w:t xml:space="preserve">Sensitivity: daily log squared returns instead of 5-day variance; 100- and 300-day windows.</w:t>
+      </w:r>
+    </w:p>
+    <w:p>
+      <w:pPr>
+        <w:pStyle w:val="ListBullet"/>
+        <w:spacing w:after="20"/>
+      </w:pPr>
+      <w:r>
+        <w:rPr/>
+        <w:t xml:space="preserve">My own code (numpy) was checked against statsmodels on simulated data: coefficients, moving-average matrices and variance decompositions all matched.</w:t>
+      </w:r>
+    </w:p>
+    <w:tbl>
+      <w:tblPr>
+        <w:tblW w:type="auto" w:w="0"/>
+        <w:tblLook w:firstColumn="1" w:firstRow="1" w:lastColumn="0" w:lastRow="0" w:noHBand="0" w:noVBand="1" w:val="04A0"/>
+      </w:tblPr>
+      <w:tblGrid>
+        <w:gridCol w:w="10086"/>
+      </w:tblGrid>
+      <w:tr>
+        <w:tc>
+          <w:tcPr>
+            <w:tcW w:type="dxa" w:w="10086"/>
+            <w:shd w:val="clear" w:color="auto" w:fill="E2F0D9"/>
+          </w:tcPr>
+          <w:p>
+            <w:r>
+              <w:rPr>
+                <w:b/>
+              </w:rPr>
+              <w:t xml:space="preserve">How to explain it out loud: </w:t>
+            </w:r>
+            <w:r>
+              <w:rPr/>
+              <w:t xml:space="preserve">SHAP asks which markets the neural network listens to. Diebold–Yilmaz asks a simple linear model how much of Ireland’s forecast uncertainty comes from shocks in each market. If two very different tools tell the same story, the story is more believable; where they disagree, I learn what each tool measures.</w:t>
+            </w:r>
+          </w:p>
+        </w:tc>
+      </w:tr>
+    </w:tbl>
+    <w:p>
+      <w:pPr>
+        <w:spacing w:after="40"/>
+      </w:pPr>
+    </w:p>
+    <w:p>
+      <w:pPr>
+        <w:spacing w:after="80"/>
+      </w:pPr>
+      <w:r>
+        <w:rPr>
+          <w:i w:val="0"/>
+          <w:b/>
+        </w:rPr>
+        <w:t xml:space="preserve">E2 — Were the crises preceded by unusually calm markets? </w:t>
+      </w:r>
+      <w:r>
+        <w:rPr>
+          <w:i w:val="0"/>
+        </w:rPr>
+        <w:t xml:space="preserve">Danielsson, Valenzuela &amp; Zer (2018) found that long spells of volatility below its trend come before banking crises. I apply their measure, market by market, with 70 years of monthly data.</w:t>
+      </w:r>
+    </w:p>
+    <w:p>
+      <w:pPr>
+        <w:pStyle w:val="CodeBlock"/>
+        <w:spacing w:after="0"/>
+        <w:ind w:left="283"/>
+      </w:pPr>
+      <w:r>
+        <w:rPr/>
+        <w:t xml:space="preserve">σ(t) = standard deviation of the 12 monthly returns July (t−1) – June (t) × √12</w:t>
+      </w:r>
+    </w:p>
+    <w:p>
+      <w:pPr>
+        <w:pStyle w:val="CodeBlock"/>
+        <w:spacing w:after="0"/>
+        <w:ind w:left="283"/>
+      </w:pPr>
+      <w:r>
+        <w:rPr/>
+        <w:t xml:space="preserve">τ(t) = last point of an HP trend (λ = 5,000) fitted to σ(first year … t) only    one-sided</w:t>
+      </w:r>
+    </w:p>
+    <w:p>
+      <w:pPr>
+        <w:pStyle w:val="CodeBlock"/>
+        <w:spacing w:after="0"/>
+        <w:ind w:left="283"/>
+      </w:pPr>
+      <w:r>
+        <w:rPr/>
+        <w:t xml:space="preserve">δlow(t) = min(σ(t) − τ(t), 0)</w:t>
+      </w:r>
+    </w:p>
+    <w:p>
+      <w:pPr>
+        <w:pStyle w:val="CodeBlock"/>
+        <w:spacing w:after="0"/>
+        <w:ind w:left="283"/>
+      </w:pPr>
+      <w:r>
+        <w:rPr/>
+        <w:t xml:space="preserve">measure = mean δlow over the 5 July–June years before a window starts;</w:t>
+      </w:r>
+    </w:p>
+    <w:p>
+      <w:pPr>
+        <w:pStyle w:val="CodeBlock"/>
+        <w:spacing w:after="0"/>
+        <w:ind w:left="283"/>
+      </w:pPr>
+      <w:r>
+        <w:rPr/>
+        <w:t xml:space="preserve">          percentile within the same market’s history; bottom 20% = ‘unusually calm’</w:t>
+      </w:r>
+    </w:p>
+    <w:p>
+      <w:pPr>
+        <w:spacing w:after="40"/>
+      </w:pPr>
+    </w:p>
+    <w:p>
+      <w:pPr>
+        <w:pStyle w:val="ListBullet"/>
+        <w:spacing w:after="20"/>
+      </w:pPr>
+      <w:r>
+        <w:rPr/>
+        <w:t xml:space="preserve">Pre-crisis years: GFC 2003–07; Irish debt crisis 2005–09; COVID-19 2015–19.</w:t>
+      </w:r>
+    </w:p>
+    <w:p>
+      <w:pPr>
+        <w:pStyle w:val="ListBullet"/>
+        <w:spacing w:after="20"/>
+      </w:pPr>
+      <w:r>
+        <w:rPr/>
+        <w:t xml:space="preserve">Expectation written in advance: calm before the credit-driven GFC (Ireland and the US), not before COVID-19 (an outside shock). One observation per market and crisis, so descriptive only.</w:t>
+      </w:r>
+    </w:p>
+    <w:p>
+      <w:pPr>
+        <w:pStyle w:val="ListBullet"/>
+        <w:spacing w:after="20"/>
+      </w:pPr>
+      <w:r>
+        <w:rPr/>
+        <w:t xml:space="preserve">Differences from the paper: nominal (not inflation-adjusted) returns; monthly averages, not month-end prices; single markets, so no panel regression.</w:t>
+      </w:r>
+    </w:p>
+    <w:p>
+      <w:pPr>
+        <w:pStyle w:val="ListBullet"/>
+        <w:spacing w:after="20"/>
+      </w:pPr>
+      <w:r>
+        <w:rPr/>
+        <w:t xml:space="preserve">Cross-check: FRED and Yahoo annual volatility correlate 0.89–0.91 (2004–23).</w:t>
+      </w:r>
+    </w:p>
+    <w:tbl>
+      <w:tblPr>
+        <w:tblW w:type="auto" w:w="0"/>
+        <w:tblLook w:firstColumn="1" w:firstRow="1" w:lastColumn="0" w:lastRow="0" w:noHBand="0" w:noVBand="1" w:val="04A0"/>
+      </w:tblPr>
+      <w:tblGrid>
+        <w:gridCol w:w="10086"/>
+      </w:tblGrid>
+      <w:tr>
+        <w:tc>
+          <w:tcPr>
+            <w:tcW w:type="dxa" w:w="10086"/>
+            <w:shd w:val="clear" w:color="auto" w:fill="E2F0D9"/>
+          </w:tcPr>
+          <w:p>
+            <w:r>
+              <w:rPr>
+                <w:b/>
+              </w:rPr>
+              <w:t xml:space="preserve">How to explain it out loud: </w:t>
+            </w:r>
+            <w:r>
+              <w:rPr/>
+              <w:t xml:space="preserve">Economists have noticed that long quiet spells in markets often come before banking crises, because calm encourages borrowing. I checked whether that happened before my three crises, using 70 years of Irish, US and German market data.</w:t>
+            </w:r>
+          </w:p>
+        </w:tc>
+      </w:tr>
+    </w:tbl>
+    <w:p>
+      <w:pPr>
+        <w:spacing w:after="40"/>
+      </w:pPr>
+    </w:p>
+    <w:p>
+      <w:pPr>
         <w:pStyle w:val="Heading1"/>
         <w:pageBreakBefore/>
       </w:pPr>
@@ -10934,6 +11951,757 @@
             </w:r>
             <w:r>
               <w:t>Presentation only — no model is re-run.</w:t>
+            </w:r>
+          </w:p>
+        </w:tc>
+      </w:tr>
+    </w:tbl>
+    <w:p>
+      <w:pPr>
+        <w:spacing w:after="40"/>
+      </w:pPr>
+    </w:p>
+    <w:p>
+      <w:pPr>
+        <w:pStyle w:val="Heading2"/>
+      </w:pPr>
+      <w:r>
+        <w:rPr>
+          <w:color w:val="1F4E79"/>
+        </w:rPr>
+        <w:t xml:space="preserve">F12. 11_connectedness.py — exploratory E1: spillovers vs SHAP</w:t>
+      </w:r>
+    </w:p>
+    <w:tbl>
+      <w:tblPr>
+        <w:tblStyle w:val="TableGrid"/>
+        <w:tblW w:type="auto" w:w="0"/>
+        <w:jc w:val="center"/>
+        <w:tblLook w:firstColumn="1" w:firstRow="1" w:lastColumn="0" w:lastRow="0" w:noHBand="0" w:noVBand="1" w:val="04A0"/>
+      </w:tblPr>
+      <w:tblGrid>
+        <w:gridCol w:w="5043"/>
+        <w:gridCol w:w="5043"/>
+      </w:tblGrid>
+      <w:tr>
+        <w:tc>
+          <w:tcPr>
+            <w:tcW w:type="dxa" w:w="1474"/>
+            <w:shd w:val="clear" w:color="auto" w:fill="1F4E79"/>
+          </w:tcPr>
+          <w:p>
+            <w:r>
+              <w:rPr>
+                <w:b/>
+                <w:color w:val="FFFFFF"/>
+                <w:sz w:val="17"/>
+              </w:rPr>
+              <w:t>Item</w:t>
+            </w:r>
+          </w:p>
+        </w:tc>
+        <w:tc>
+          <w:tcPr>
+            <w:tcW w:type="dxa" w:w="8391"/>
+            <w:shd w:val="clear" w:color="auto" w:fill="1F4E79"/>
+          </w:tcPr>
+          <w:p>
+            <w:r>
+              <w:rPr>
+                <w:b/>
+                <w:color w:val="FFFFFF"/>
+                <w:sz w:val="17"/>
+              </w:rPr>
+              <w:t>Details</w:t>
+            </w:r>
+          </w:p>
+        </w:tc>
+      </w:tr>
+      <w:tr>
+        <w:tc>
+          <w:tcPr>
+            <w:tcW w:type="dxa" w:w="1474"/>
+          </w:tcPr>
+          <w:p>
+            <w:r>
+              <w:rPr>
+                <w:sz w:val="17"/>
+                <w:b w:val="0"/>
+              </w:rPr>
+              <w:t xml:space="preserve">Purpose</w:t>
+            </w:r>
+          </w:p>
+        </w:tc>
+        <w:tc>
+          <w:tcPr>
+            <w:tcW w:type="dxa" w:w="8391"/>
+          </w:tcPr>
+          <w:p>
+            <w:r>
+              <w:rPr>
+                <w:sz w:val="17"/>
+                <w:b w:val="0"/>
+              </w:rPr>
+              <w:t xml:space="preserve">Compute Diebold–Yilmaz spillovers among ISEQ, S&amp;P 500 and DAX volatility and compare them with the SHAP channel shares (Amendment A1).</w:t>
+            </w:r>
+          </w:p>
+        </w:tc>
+      </w:tr>
+      <w:tr>
+        <w:tc>
+          <w:tcPr>
+            <w:tcW w:type="dxa" w:w="1474"/>
+          </w:tcPr>
+          <w:p>
+            <w:r>
+              <w:rPr>
+                <w:sz w:val="17"/>
+                <w:b w:val="0"/>
+              </w:rPr>
+              <w:t xml:space="preserve">Reads</w:t>
+            </w:r>
+          </w:p>
+        </w:tc>
+        <w:tc>
+          <w:tcPr>
+            <w:tcW w:type="dxa" w:w="8391"/>
+          </w:tcPr>
+          <w:p>
+            <w:r>
+              <w:rPr>
+                <w:sz w:val="17"/>
+                <w:b w:val="0"/>
+              </w:rPr>
+              <w:t xml:space="preserve">data/processed/dataset.csv, results/lstm_forecasts.csv (which days SHAP explained), results/shap_channel_shares.csv</w:t>
+            </w:r>
+          </w:p>
+        </w:tc>
+      </w:tr>
+      <w:tr>
+        <w:tc>
+          <w:tcPr>
+            <w:tcW w:type="dxa" w:w="1474"/>
+          </w:tcPr>
+          <w:p>
+            <w:r>
+              <w:rPr>
+                <w:sz w:val="17"/>
+                <w:b w:val="0"/>
+              </w:rPr>
+              <w:t xml:space="preserve">Writes</w:t>
+            </w:r>
+          </w:p>
+        </w:tc>
+        <w:tc>
+          <w:tcPr>
+            <w:tcW w:type="dxa" w:w="8391"/>
+          </w:tcPr>
+          <w:p>
+            <w:r>
+              <w:rPr>
+                <w:sz w:val="17"/>
+                <w:b w:val="0"/>
+              </w:rPr>
+              <w:t xml:space="preserve">results/connectedness_full_sample.csv, connectedness_rolling.csv, connectedness_vs_shap.csv, connectedness_agreement.csv; figures/connectedness_rolling.png, connectedness_vs_shap.png</w:t>
+            </w:r>
+          </w:p>
+        </w:tc>
+      </w:tr>
+      <w:tr>
+        <w:tc>
+          <w:tcPr>
+            <w:tcW w:type="dxa" w:w="1474"/>
+          </w:tcPr>
+          <w:p>
+            <w:r>
+              <w:rPr>
+                <w:sz w:val="17"/>
+                <w:b w:val="0"/>
+              </w:rPr>
+              <w:t xml:space="preserve">Run time</w:t>
+            </w:r>
+          </w:p>
+        </w:tc>
+        <w:tc>
+          <w:tcPr>
+            <w:tcW w:type="dxa" w:w="8391"/>
+          </w:tcPr>
+          <w:p>
+            <w:r>
+              <w:rPr>
+                <w:sz w:val="17"/>
+                <w:b w:val="0"/>
+              </w:rPr>
+              <w:t xml:space="preserve">about 7 seconds</w:t>
+            </w:r>
+          </w:p>
+        </w:tc>
+      </w:tr>
+    </w:tbl>
+    <w:p>
+      <w:pPr>
+        <w:spacing w:after="40"/>
+      </w:pPr>
+    </w:p>
+    <w:p>
+      <w:pPr>
+        <w:spacing w:after="80"/>
+      </w:pPr>
+      <w:r>
+        <w:rPr>
+          <w:b/>
+        </w:rPr>
+        <w:t xml:space="preserve">What it does, step by step:</w:t>
+      </w:r>
+    </w:p>
+    <w:p>
+      <w:pPr>
+        <w:spacing w:after="20"/>
+        <w:ind w:left="510" w:hanging="340"/>
+      </w:pPr>
+      <w:r>
+        <w:rPr>
+          <w:b/>
+        </w:rPr>
+        <w:t xml:space="preserve">1.  </w:t>
+      </w:r>
+      <w:r>
+        <w:rPr/>
+        <w:t xml:space="preserve">Build log 5-day realised variance for the three markets from the aligned dataset.</w:t>
+      </w:r>
+    </w:p>
+    <w:p>
+      <w:pPr>
+        <w:spacing w:after="20"/>
+        <w:ind w:left="510" w:hanging="340"/>
+      </w:pPr>
+      <w:r>
+        <w:rPr>
+          <w:b/>
+        </w:rPr>
+        <w:t xml:space="preserve">2.  </w:t>
+      </w:r>
+      <w:r>
+        <w:rPr/>
+        <w:t xml:space="preserve">For every day, fit a VAR(4) by OLS on the previous 200 days and compute the generalized variance decomposition at 10 days; keep the ISEQ row and the total spillover index.</w:t>
+      </w:r>
+    </w:p>
+    <w:p>
+      <w:pPr>
+        <w:spacing w:after="20"/>
+        <w:ind w:left="510" w:hanging="340"/>
+      </w:pPr>
+      <w:r>
+        <w:rPr>
+          <w:b/>
+        </w:rPr>
+        <w:t xml:space="preserve">3.  </w:t>
+      </w:r>
+      <w:r>
+        <w:rPr/>
+        <w:t xml:space="preserve">Average the ISEQ row over the SHAP days in each window; compare with the SHAP shares (changes from calm, US-vs-euro ranking).</w:t>
+      </w:r>
+    </w:p>
+    <w:p>
+      <w:pPr>
+        <w:spacing w:after="20"/>
+        <w:ind w:left="510" w:hanging="340"/>
+      </w:pPr>
+      <w:r>
+        <w:rPr>
+          <w:b/>
+        </w:rPr>
+        <w:t xml:space="preserve">4.  </w:t>
+      </w:r>
+      <w:r>
+        <w:rPr/>
+        <w:t xml:space="preserve">Repeat for the three sensitivity settings; save tables and draw two figures.</w:t>
+      </w:r>
+    </w:p>
+    <w:p>
+      <w:pPr>
+        <w:spacing w:after="80"/>
+      </w:pPr>
+      <w:r>
+        <w:rPr>
+          <w:b/>
+        </w:rPr>
+        <w:t xml:space="preserve">Key lines (from your own code):</w:t>
+      </w:r>
+    </w:p>
+    <w:p>
+      <w:pPr>
+        <w:pStyle w:val="CodeBlock"/>
+        <w:spacing w:after="0"/>
+        <w:ind w:left="283"/>
+      </w:pPr>
+      <w:r>
+        <w:rPr/>
+        <w:t xml:space="preserve">X = np.hstack([np.ones((T - p, 1))] + [Y[p - j:T - j] for j in range(1, p + 1)])</w:t>
+      </w:r>
+    </w:p>
+    <w:p>
+      <w:pPr>
+        <w:pStyle w:val="CodeBlock"/>
+        <w:spacing w:after="0"/>
+        <w:ind w:left="283"/>
+      </w:pPr>
+      <w:r>
+        <w:rPr/>
+        <w:t xml:space="preserve">coef = np.linalg.lstsq(X, Y[p:], rcond=None)[0]              # VAR(4) by OLS</w:t>
+      </w:r>
+    </w:p>
+    <w:p>
+      <w:pPr>
+        <w:pStyle w:val="CodeBlock"/>
+        <w:spacing w:after="0"/>
+        <w:ind w:left="283"/>
+      </w:pPr>
+      <w:r>
+        <w:rPr/>
+        <w:t xml:space="preserve">num = sum((a @ sigma) ** 2 for a in A) / np.diag(sigma)       # generalized FEVD</w:t>
+      </w:r>
+    </w:p>
+    <w:p>
+      <w:pPr>
+        <w:pStyle w:val="CodeBlock"/>
+        <w:spacing w:after="0"/>
+        <w:ind w:left="283"/>
+      </w:pPr>
+      <w:r>
+        <w:rPr/>
+        <w:t xml:space="preserve">den = sum(np.diag(a @ sigma @ a.T) for a in A)</w:t>
+      </w:r>
+    </w:p>
+    <w:p>
+      <w:pPr>
+        <w:pStyle w:val="CodeBlock"/>
+        <w:spacing w:after="0"/>
+        <w:ind w:left="283"/>
+      </w:pPr>
+      <w:r>
+        <w:rPr/>
+        <w:t xml:space="preserve">theta = num / den[:, None]</w:t>
+      </w:r>
+    </w:p>
+    <w:p>
+      <w:pPr>
+        <w:pStyle w:val="CodeBlock"/>
+        <w:spacing w:after="0"/>
+        <w:ind w:left="283"/>
+      </w:pPr>
+      <w:r>
+        <w:rPr/>
+        <w:t xml:space="preserve">return theta / theta.sum(axis=1, keepdims=True)              # each row adds up to 1</w:t>
+      </w:r>
+    </w:p>
+    <w:p>
+      <w:pPr>
+        <w:spacing w:after="40"/>
+      </w:pPr>
+    </w:p>
+    <w:tbl>
+      <w:tblPr>
+        <w:tblW w:type="auto" w:w="0"/>
+        <w:tblLook w:firstColumn="1" w:firstRow="1" w:lastColumn="0" w:lastRow="0" w:noHBand="0" w:noVBand="1" w:val="04A0"/>
+      </w:tblPr>
+      <w:tblGrid>
+        <w:gridCol w:w="10086"/>
+      </w:tblGrid>
+      <w:tr>
+        <w:tc>
+          <w:tcPr>
+            <w:tcW w:type="dxa" w:w="10086"/>
+            <w:shd w:val="clear" w:color="auto" w:fill="E2F0D9"/>
+          </w:tcPr>
+          <w:p>
+            <w:r>
+              <w:rPr>
+                <w:b/>
+              </w:rPr>
+              <w:t xml:space="preserve">How to explain it out loud: </w:t>
+            </w:r>
+            <w:r>
+              <w:rPr/>
+              <w:t xml:space="preserve">The script asks a classic econometric model the same question SHAP answered for the LSTM — which markets matter for Irish volatility — so the two answers can be compared window by window.</w:t>
+            </w:r>
+          </w:p>
+        </w:tc>
+      </w:tr>
+    </w:tbl>
+    <w:p>
+      <w:pPr>
+        <w:spacing w:after="40"/>
+      </w:pPr>
+    </w:p>
+    <w:p>
+      <w:pPr>
+        <w:pStyle w:val="Heading2"/>
+      </w:pPr>
+      <w:r>
+        <w:rPr>
+          <w:color w:val="1F4E79"/>
+        </w:rPr>
+        <w:t xml:space="preserve">F13. 12_volatility_paradox.py — exploratory E2: calm before the storm?</w:t>
+      </w:r>
+    </w:p>
+    <w:tbl>
+      <w:tblPr>
+        <w:tblStyle w:val="TableGrid"/>
+        <w:tblW w:type="auto" w:w="0"/>
+        <w:jc w:val="center"/>
+        <w:tblLook w:firstColumn="1" w:firstRow="1" w:lastColumn="0" w:lastRow="0" w:noHBand="0" w:noVBand="1" w:val="04A0"/>
+      </w:tblPr>
+      <w:tblGrid>
+        <w:gridCol w:w="5043"/>
+        <w:gridCol w:w="5043"/>
+      </w:tblGrid>
+      <w:tr>
+        <w:tc>
+          <w:tcPr>
+            <w:tcW w:type="dxa" w:w="1474"/>
+            <w:shd w:val="clear" w:color="auto" w:fill="1F4E79"/>
+          </w:tcPr>
+          <w:p>
+            <w:r>
+              <w:rPr>
+                <w:b/>
+                <w:color w:val="FFFFFF"/>
+                <w:sz w:val="17"/>
+              </w:rPr>
+              <w:t>Item</w:t>
+            </w:r>
+          </w:p>
+        </w:tc>
+        <w:tc>
+          <w:tcPr>
+            <w:tcW w:type="dxa" w:w="8391"/>
+            <w:shd w:val="clear" w:color="auto" w:fill="1F4E79"/>
+          </w:tcPr>
+          <w:p>
+            <w:r>
+              <w:rPr>
+                <w:b/>
+                <w:color w:val="FFFFFF"/>
+                <w:sz w:val="17"/>
+              </w:rPr>
+              <w:t>Details</w:t>
+            </w:r>
+          </w:p>
+        </w:tc>
+      </w:tr>
+      <w:tr>
+        <w:tc>
+          <w:tcPr>
+            <w:tcW w:type="dxa" w:w="1474"/>
+          </w:tcPr>
+          <w:p>
+            <w:r>
+              <w:rPr>
+                <w:sz w:val="17"/>
+                <w:b w:val="0"/>
+              </w:rPr>
+              <w:t xml:space="preserve">Purpose</w:t>
+            </w:r>
+          </w:p>
+        </w:tc>
+        <w:tc>
+          <w:tcPr>
+            <w:tcW w:type="dxa" w:w="8391"/>
+          </w:tcPr>
+          <w:p>
+            <w:r>
+              <w:rPr>
+                <w:sz w:val="17"/>
+                <w:b w:val="0"/>
+              </w:rPr>
+              <w:t xml:space="preserve">Apply Danielsson, Valenzuela &amp; Zer’s (2018) low-volatility measure to Ireland, the US and Germany with monthly data from the 1950s (Amendment A1).</w:t>
+            </w:r>
+          </w:p>
+        </w:tc>
+      </w:tr>
+      <w:tr>
+        <w:tc>
+          <w:tcPr>
+            <w:tcW w:type="dxa" w:w="1474"/>
+          </w:tcPr>
+          <w:p>
+            <w:r>
+              <w:rPr>
+                <w:sz w:val="17"/>
+                <w:b w:val="0"/>
+              </w:rPr>
+              <w:t xml:space="preserve">Reads</w:t>
+            </w:r>
+          </w:p>
+        </w:tc>
+        <w:tc>
+          <w:tcPr>
+            <w:tcW w:type="dxa" w:w="8391"/>
+          </w:tcPr>
+          <w:p>
+            <w:r>
+              <w:rPr>
+                <w:sz w:val="17"/>
+                <w:b w:val="0"/>
+              </w:rPr>
+              <w:t xml:space="preserve">FRED (downloaded once, cached in data/raw/FRED_*.csv); data/raw/ISEQ.csv, GSPC.csv, GDAXI.csv for the cross-check</w:t>
+            </w:r>
+          </w:p>
+        </w:tc>
+      </w:tr>
+      <w:tr>
+        <w:tc>
+          <w:tcPr>
+            <w:tcW w:type="dxa" w:w="1474"/>
+          </w:tcPr>
+          <w:p>
+            <w:r>
+              <w:rPr>
+                <w:sz w:val="17"/>
+                <w:b w:val="0"/>
+              </w:rPr>
+              <w:t xml:space="preserve">Writes</w:t>
+            </w:r>
+          </w:p>
+        </w:tc>
+        <w:tc>
+          <w:tcPr>
+            <w:tcW w:type="dxa" w:w="8391"/>
+          </w:tcPr>
+          <w:p>
+            <w:r>
+              <w:rPr>
+                <w:sz w:val="17"/>
+                <w:b w:val="0"/>
+              </w:rPr>
+              <w:t xml:space="preserve">results/volatility_paradox_annual.csv, volatility_paradox_crises.csv, volatility_paradox_crosscheck.csv; figures/volatility_paradox.png</w:t>
+            </w:r>
+          </w:p>
+        </w:tc>
+      </w:tr>
+      <w:tr>
+        <w:tc>
+          <w:tcPr>
+            <w:tcW w:type="dxa" w:w="1474"/>
+          </w:tcPr>
+          <w:p>
+            <w:r>
+              <w:rPr>
+                <w:sz w:val="17"/>
+                <w:b w:val="0"/>
+              </w:rPr>
+              <w:t xml:space="preserve">Run time</w:t>
+            </w:r>
+          </w:p>
+        </w:tc>
+        <w:tc>
+          <w:tcPr>
+            <w:tcW w:type="dxa" w:w="8391"/>
+          </w:tcPr>
+          <w:p>
+            <w:r>
+              <w:rPr>
+                <w:sz w:val="17"/>
+                <w:b w:val="0"/>
+              </w:rPr>
+              <w:t xml:space="preserve">about 4 seconds</w:t>
+            </w:r>
+          </w:p>
+        </w:tc>
+      </w:tr>
+    </w:tbl>
+    <w:p>
+      <w:pPr>
+        <w:spacing w:after="40"/>
+      </w:pPr>
+    </w:p>
+    <w:p>
+      <w:pPr>
+        <w:spacing w:after="80"/>
+      </w:pPr>
+      <w:r>
+        <w:rPr>
+          <w:b/>
+        </w:rPr>
+        <w:t xml:space="preserve">What it does, step by step:</w:t>
+      </w:r>
+    </w:p>
+    <w:p>
+      <w:pPr>
+        <w:spacing w:after="20"/>
+        <w:ind w:left="510" w:hanging="340"/>
+      </w:pPr>
+      <w:r>
+        <w:rPr>
+          <w:b/>
+        </w:rPr>
+        <w:t xml:space="preserve">1.  </w:t>
+      </w:r>
+      <w:r>
+        <w:rPr/>
+        <w:t xml:space="preserve">Monthly log returns, winsorised at 0.5% / 99.5%.</w:t>
+      </w:r>
+    </w:p>
+    <w:p>
+      <w:pPr>
+        <w:spacing w:after="20"/>
+        <w:ind w:left="510" w:hanging="340"/>
+      </w:pPr>
+      <w:r>
+        <w:rPr>
+          <w:b/>
+        </w:rPr>
+        <w:t xml:space="preserve">2.  </w:t>
+      </w:r>
+      <w:r>
+        <w:rPr/>
+        <w:t xml:space="preserve">Annual volatility from the 12 returns July–June (as in the paper), annualised.</w:t>
+      </w:r>
+    </w:p>
+    <w:p>
+      <w:pPr>
+        <w:spacing w:after="20"/>
+        <w:ind w:left="510" w:hanging="340"/>
+      </w:pPr>
+      <w:r>
+        <w:rPr>
+          <w:b/>
+        </w:rPr>
+        <w:t xml:space="preserve">3.  </w:t>
+      </w:r>
+      <w:r>
+        <w:rPr/>
+        <w:t xml:space="preserve">One-sided HP trend (λ = 5,000): for each year, fit the filter to past years only and keep the last point.</w:t>
+      </w:r>
+    </w:p>
+    <w:p>
+      <w:pPr>
+        <w:spacing w:after="20"/>
+        <w:ind w:left="510" w:hanging="340"/>
+      </w:pPr>
+      <w:r>
+        <w:rPr>
+          <w:b/>
+        </w:rPr>
+        <w:t xml:space="preserve">4.  </w:t>
+      </w:r>
+      <w:r>
+        <w:rPr/>
+        <w:t xml:space="preserve">Below-trend part δlow; its mean over the 5 years before each window; percentile within the market’s history.</w:t>
+      </w:r>
+    </w:p>
+    <w:p>
+      <w:pPr>
+        <w:spacing w:after="20"/>
+        <w:ind w:left="510" w:hanging="340"/>
+      </w:pPr>
+      <w:r>
+        <w:rPr>
+          <w:b/>
+        </w:rPr>
+        <w:t xml:space="preserve">5.  </w:t>
+      </w:r>
+      <w:r>
+        <w:rPr/>
+        <w:t xml:space="preserve">Cross-check the FRED volatility against the Yahoo daily data (2004–2023); draw the figure.</w:t>
+      </w:r>
+    </w:p>
+    <w:p>
+      <w:pPr>
+        <w:spacing w:after="80"/>
+      </w:pPr>
+      <w:r>
+        <w:rPr>
+          <w:b/>
+        </w:rPr>
+        <w:t xml:space="preserve">Key lines (from your own code):</w:t>
+      </w:r>
+    </w:p>
+    <w:p>
+      <w:pPr>
+        <w:pStyle w:val="CodeBlock"/>
+        <w:spacing w:after="0"/>
+        <w:ind w:left="283"/>
+      </w:pPr>
+      <w:r>
+        <w:rPr/>
+        <w:t xml:space="preserve">r = r.clip(r.quantile(0.005), r.quantile(0.995))              # winsorise</w:t>
+      </w:r>
+    </w:p>
+    <w:p>
+      <w:pPr>
+        <w:pStyle w:val="CodeBlock"/>
+        <w:spacing w:after="0"/>
+        <w:ind w:left="283"/>
+      </w:pPr>
+      <w:r>
+        <w:rPr/>
+        <w:t xml:space="preserve">(g.std() * np.sqrt(12))[g.size() == 12]                      # July–June annual volatility</w:t>
+      </w:r>
+    </w:p>
+    <w:p>
+      <w:pPr>
+        <w:pStyle w:val="CodeBlock"/>
+        <w:spacing w:after="0"/>
+        <w:ind w:left="283"/>
+      </w:pPr>
+      <w:r>
+        <w:rPr/>
+        <w:t xml:space="preserve">trend = [hpfilter(x[:t + 1], lamb=LAMBDA)[1][-1] for t in ...] # one-sided HP trend</w:t>
+      </w:r>
+    </w:p>
+    <w:p>
+      <w:pPr>
+        <w:pStyle w:val="CodeBlock"/>
+        <w:spacing w:after="0"/>
+        <w:ind w:left="283"/>
+      </w:pPr>
+      <w:r>
+        <w:rPr/>
+        <w:t xml:space="preserve">low = dev.clip(upper=0)                                       # below-trend part</w:t>
+      </w:r>
+    </w:p>
+    <w:p>
+      <w:pPr>
+        <w:pStyle w:val="CodeBlock"/>
+        <w:spacing w:after="0"/>
+        <w:ind w:left="283"/>
+      </w:pPr>
+      <w:r>
+        <w:rPr/>
+        <w:t xml:space="preserve">low5 = low.rolling(L).mean().shift(1)                         # mean over the 5 years before</w:t>
+      </w:r>
+    </w:p>
+    <w:p>
+      <w:pPr>
+        <w:spacing w:after="40"/>
+      </w:pPr>
+    </w:p>
+    <w:tbl>
+      <w:tblPr>
+        <w:tblW w:type="auto" w:w="0"/>
+        <w:tblLook w:firstColumn="1" w:firstRow="1" w:lastColumn="0" w:lastRow="0" w:noHBand="0" w:noVBand="1" w:val="04A0"/>
+      </w:tblPr>
+      <w:tblGrid>
+        <w:gridCol w:w="10086"/>
+      </w:tblGrid>
+      <w:tr>
+        <w:tc>
+          <w:tcPr>
+            <w:tcW w:type="dxa" w:w="10086"/>
+            <w:shd w:val="clear" w:color="auto" w:fill="E2F0D9"/>
+          </w:tcPr>
+          <w:p>
+            <w:r>
+              <w:rPr>
+                <w:b/>
+              </w:rPr>
+              <w:t xml:space="preserve">How to explain it out loud: </w:t>
+            </w:r>
+            <w:r>
+              <w:rPr/>
+              <w:t xml:space="preserve">The script measures how long and how far each market’s volatility stayed below its normal level before each crisis, and whether that calm was unusual for that market’s own history.</w:t>
             </w:r>
           </w:p>
         </w:tc>
@@ -14525,6 +16293,798 @@
     </w:p>
     <w:p>
       <w:pPr>
+        <w:pStyle w:val="Heading3"/>
+      </w:pPr>
+      <w:r>
+        <w:rPr>
+          <w:color w:val="1F4E79"/>
+        </w:rPr>
+        <w:t xml:space="preserve">G15. Spillovers into Irish volatility over time (exploratory E1)</w:t>
+      </w:r>
+    </w:p>
+    <w:p>
+      <w:r>
+        <w:drawing>
+          <wp:inline xmlns:a="http://schemas.openxmlformats.org/drawingml/2006/main" xmlns:pic="http://schemas.openxmlformats.org/drawingml/2006/picture">
+            <wp:extent cx="6120000" cy="3616364"/>
+            <wp:docPr id="16" name="Picture 16"/>
+            <wp:cNvGraphicFramePr>
+              <a:graphicFrameLocks noChangeAspect="1"/>
+            </wp:cNvGraphicFramePr>
+            <a:graphic>
+              <a:graphicData uri="http://schemas.openxmlformats.org/drawingml/2006/picture">
+                <pic:pic>
+                  <pic:nvPicPr>
+                    <pic:cNvPr id="0" name="connectedness_rolling.png"/>
+                    <pic:cNvPicPr/>
+                  </pic:nvPicPr>
+                  <pic:blipFill>
+                    <a:blip r:embed="rId24"/>
+                    <a:stretch>
+                      <a:fillRect/>
+                    </a:stretch>
+                  </pic:blipFill>
+                  <pic:spPr>
+                    <a:xfrm>
+                      <a:off x="0" y="0"/>
+                      <a:ext cx="6120000" cy="3616364"/>
+                    </a:xfrm>
+                    <a:prstGeom prst="rect"/>
+                  </pic:spPr>
+                </pic:pic>
+              </a:graphicData>
+            </a:graphic>
+          </wp:inline>
+        </w:drawing>
+      </w:r>
+    </w:p>
+    <w:p>
+      <w:r>
+        <w:rPr>
+          <w:sz w:val="17"/>
+          <w:b/>
+        </w:rPr>
+        <w:t xml:space="preserve">Figure 16. </w:t>
+      </w:r>
+      <w:r>
+        <w:rPr>
+          <w:sz w:val="17"/>
+          <w:i/>
+        </w:rPr>
+        <w:t xml:space="preserve">G15. Spillovers into Irish volatility over time (exploratory E1)</w:t>
+      </w:r>
+    </w:p>
+    <w:tbl>
+      <w:tblPr>
+        <w:tblStyle w:val="TableGrid"/>
+        <w:tblW w:type="auto" w:w="0"/>
+        <w:jc w:val="center"/>
+        <w:tblLook w:firstColumn="1" w:firstRow="1" w:lastColumn="0" w:lastRow="0" w:noHBand="0" w:noVBand="1" w:val="04A0"/>
+      </w:tblPr>
+      <w:tblGrid>
+        <w:gridCol w:w="5043"/>
+        <w:gridCol w:w="5043"/>
+      </w:tblGrid>
+      <w:tr>
+        <w:tc>
+          <w:tcPr>
+            <w:tcW w:type="dxa" w:w="1701"/>
+            <w:shd w:val="clear" w:color="auto" w:fill="1F4E79"/>
+          </w:tcPr>
+          <w:p>
+            <w:r>
+              <w:rPr>
+                <w:b/>
+                <w:color w:val="FFFFFF"/>
+                <w:sz w:val="17"/>
+              </w:rPr>
+              <w:t>Aspect</w:t>
+            </w:r>
+          </w:p>
+        </w:tc>
+        <w:tc>
+          <w:tcPr>
+            <w:tcW w:type="dxa" w:w="8164"/>
+            <w:shd w:val="clear" w:color="auto" w:fill="1F4E79"/>
+          </w:tcPr>
+          <w:p>
+            <w:r>
+              <w:rPr>
+                <w:b/>
+                <w:color w:val="FFFFFF"/>
+                <w:sz w:val="17"/>
+              </w:rPr>
+              <w:t>Explanation</w:t>
+            </w:r>
+          </w:p>
+        </w:tc>
+      </w:tr>
+      <w:tr>
+        <w:tc>
+          <w:tcPr>
+            <w:tcW w:type="dxa" w:w="1701"/>
+          </w:tcPr>
+          <w:p>
+            <w:r>
+              <w:rPr>
+                <w:sz w:val="17"/>
+                <w:b w:val="0"/>
+              </w:rPr>
+              <w:t xml:space="preserve">What it shows</w:t>
+            </w:r>
+          </w:p>
+        </w:tc>
+        <w:tc>
+          <w:tcPr>
+            <w:tcW w:type="dxa" w:w="8164"/>
+          </w:tcPr>
+          <w:p>
+            <w:r>
+              <w:rPr>
+                <w:sz w:val="17"/>
+                <w:b w:val="0"/>
+              </w:rPr>
+              <w:t xml:space="preserve">Top: share of the ISEQ’s 10-day volatility forecast-error variance coming from the US (blue) and the DAX (orange), from a 200-day rolling VAR. Bottom: total spillover index among the three markets.</w:t>
+            </w:r>
+          </w:p>
+        </w:tc>
+      </w:tr>
+      <w:tr>
+        <w:tc>
+          <w:tcPr>
+            <w:tcW w:type="dxa" w:w="1701"/>
+          </w:tcPr>
+          <w:p>
+            <w:r>
+              <w:rPr>
+                <w:sz w:val="17"/>
+                <w:b w:val="0"/>
+              </w:rPr>
+              <w:t xml:space="preserve">Axes and marks</w:t>
+            </w:r>
+          </w:p>
+        </w:tc>
+        <w:tc>
+          <w:tcPr>
+            <w:tcW w:type="dxa" w:w="8164"/>
+          </w:tcPr>
+          <w:p>
+            <w:r>
+              <w:rPr>
+                <w:sz w:val="17"/>
+                <w:b w:val="0"/>
+              </w:rPr>
+              <w:t xml:space="preserve">x = date (2003–2023; the first 200 days are used to start). Top y = share (0–1). Bottom y = total spillover (%). Grey = evaluation windows.</w:t>
+            </w:r>
+          </w:p>
+        </w:tc>
+      </w:tr>
+      <w:tr>
+        <w:tc>
+          <w:tcPr>
+            <w:tcW w:type="dxa" w:w="1701"/>
+          </w:tcPr>
+          <w:p>
+            <w:r>
+              <w:rPr>
+                <w:sz w:val="17"/>
+                <w:b w:val="0"/>
+              </w:rPr>
+              <w:t xml:space="preserve">How to read it</w:t>
+            </w:r>
+          </w:p>
+        </w:tc>
+        <w:tc>
+          <w:tcPr>
+            <w:tcW w:type="dxa" w:w="8164"/>
+          </w:tcPr>
+          <w:p>
+            <w:r>
+              <w:rPr>
+                <w:sz w:val="17"/>
+                <w:b w:val="0"/>
+              </w:rPr>
+              <w:t xml:space="preserve">Higher = more of Ireland’s volatility is ‘imported’. Each point summarises the previous 200 days, so the lines react to a crisis with a delay.</w:t>
+            </w:r>
+          </w:p>
+        </w:tc>
+      </w:tr>
+      <w:tr>
+        <w:tc>
+          <w:tcPr>
+            <w:tcW w:type="dxa" w:w="1701"/>
+          </w:tcPr>
+          <w:p>
+            <w:r>
+              <w:rPr>
+                <w:sz w:val="17"/>
+                <w:b w:val="0"/>
+              </w:rPr>
+              <w:t xml:space="preserve">Key take-aways</w:t>
+            </w:r>
+          </w:p>
+        </w:tc>
+        <w:tc>
+          <w:tcPr>
+            <w:tcW w:type="dxa" w:w="8164"/>
+          </w:tcPr>
+          <w:p>
+            <w:r>
+              <w:rPr>
+                <w:sz w:val="17"/>
+                <w:b w:val="0"/>
+              </w:rPr>
+              <w:t xml:space="preserve">Total spillover peaks at 55% (Sep 2020) and is lowest at 11% (Mar 2004). The US share jumps in COVID-19 (up to 0.42); the DAX share is highest in 2016–17 and in 2022 (0.44). Window averages: calm 32.6%, GFC 32.5%, Irish crisis 42.7%, COVID 49.5%, 2022 42.7%.</w:t>
+            </w:r>
+          </w:p>
+        </w:tc>
+      </w:tr>
+      <w:tr>
+        <w:tc>
+          <w:tcPr>
+            <w:tcW w:type="dxa" w:w="1701"/>
+          </w:tcPr>
+          <w:p>
+            <w:r>
+              <w:rPr>
+                <w:sz w:val="17"/>
+                <w:b w:val="0"/>
+              </w:rPr>
+              <w:t xml:space="preserve">Where it goes</w:t>
+            </w:r>
+          </w:p>
+        </w:tc>
+        <w:tc>
+          <w:tcPr>
+            <w:tcW w:type="dxa" w:w="8164"/>
+          </w:tcPr>
+          <w:p>
+            <w:r>
+              <w:rPr>
+                <w:sz w:val="17"/>
+                <w:b w:val="0"/>
+              </w:rPr>
+              <w:t xml:space="preserve">Chapter 4 (exploratory section)</w:t>
+            </w:r>
+          </w:p>
+        </w:tc>
+      </w:tr>
+    </w:tbl>
+    <w:p>
+      <w:pPr>
+        <w:spacing w:after="40"/>
+      </w:pPr>
+    </w:p>
+    <w:p>
+      <w:pPr>
+        <w:pStyle w:val="Heading3"/>
+      </w:pPr>
+      <w:r>
+        <w:rPr>
+          <w:color w:val="1F4E79"/>
+        </w:rPr>
+        <w:t xml:space="preserve">G16. Two views of transmission: SHAP vs Diebold–Yilmaz (exploratory E1)</w:t>
+      </w:r>
+    </w:p>
+    <w:p>
+      <w:r>
+        <w:drawing>
+          <wp:inline xmlns:a="http://schemas.openxmlformats.org/drawingml/2006/main" xmlns:pic="http://schemas.openxmlformats.org/drawingml/2006/picture">
+            <wp:extent cx="6120000" cy="1938000"/>
+            <wp:docPr id="17" name="Picture 17"/>
+            <wp:cNvGraphicFramePr>
+              <a:graphicFrameLocks noChangeAspect="1"/>
+            </wp:cNvGraphicFramePr>
+            <a:graphic>
+              <a:graphicData uri="http://schemas.openxmlformats.org/drawingml/2006/picture">
+                <pic:pic>
+                  <pic:nvPicPr>
+                    <pic:cNvPr id="0" name="connectedness_vs_shap.png"/>
+                    <pic:cNvPicPr/>
+                  </pic:nvPicPr>
+                  <pic:blipFill>
+                    <a:blip r:embed="rId25"/>
+                    <a:stretch>
+                      <a:fillRect/>
+                    </a:stretch>
+                  </pic:blipFill>
+                  <pic:spPr>
+                    <a:xfrm>
+                      <a:off x="0" y="0"/>
+                      <a:ext cx="6120000" cy="1938000"/>
+                    </a:xfrm>
+                    <a:prstGeom prst="rect"/>
+                  </pic:spPr>
+                </pic:pic>
+              </a:graphicData>
+            </a:graphic>
+          </wp:inline>
+        </w:drawing>
+      </w:r>
+    </w:p>
+    <w:p>
+      <w:r>
+        <w:rPr>
+          <w:sz w:val="17"/>
+          <w:b/>
+        </w:rPr>
+        <w:t xml:space="preserve">Figure 17. </w:t>
+      </w:r>
+      <w:r>
+        <w:rPr>
+          <w:sz w:val="17"/>
+          <w:i/>
+        </w:rPr>
+        <w:t xml:space="preserve">G16. Two views of transmission: SHAP vs Diebold–Yilmaz (exploratory E1)</w:t>
+      </w:r>
+    </w:p>
+    <w:tbl>
+      <w:tblPr>
+        <w:tblStyle w:val="TableGrid"/>
+        <w:tblW w:type="auto" w:w="0"/>
+        <w:jc w:val="center"/>
+        <w:tblLook w:firstColumn="1" w:firstRow="1" w:lastColumn="0" w:lastRow="0" w:noHBand="0" w:noVBand="1" w:val="04A0"/>
+      </w:tblPr>
+      <w:tblGrid>
+        <w:gridCol w:w="5043"/>
+        <w:gridCol w:w="5043"/>
+      </w:tblGrid>
+      <w:tr>
+        <w:tc>
+          <w:tcPr>
+            <w:tcW w:type="dxa" w:w="1701"/>
+            <w:shd w:val="clear" w:color="auto" w:fill="1F4E79"/>
+          </w:tcPr>
+          <w:p>
+            <w:r>
+              <w:rPr>
+                <w:b/>
+                <w:color w:val="FFFFFF"/>
+                <w:sz w:val="17"/>
+              </w:rPr>
+              <w:t>Aspect</w:t>
+            </w:r>
+          </w:p>
+        </w:tc>
+        <w:tc>
+          <w:tcPr>
+            <w:tcW w:type="dxa" w:w="8164"/>
+            <w:shd w:val="clear" w:color="auto" w:fill="1F4E79"/>
+          </w:tcPr>
+          <w:p>
+            <w:r>
+              <w:rPr>
+                <w:b/>
+                <w:color w:val="FFFFFF"/>
+                <w:sz w:val="17"/>
+              </w:rPr>
+              <w:t>Explanation</w:t>
+            </w:r>
+          </w:p>
+        </w:tc>
+      </w:tr>
+      <w:tr>
+        <w:tc>
+          <w:tcPr>
+            <w:tcW w:type="dxa" w:w="1701"/>
+          </w:tcPr>
+          <w:p>
+            <w:r>
+              <w:rPr>
+                <w:sz w:val="17"/>
+                <w:b w:val="0"/>
+              </w:rPr>
+              <w:t xml:space="preserve">What it shows</w:t>
+            </w:r>
+          </w:p>
+        </w:tc>
+        <w:tc>
+          <w:tcPr>
+            <w:tcW w:type="dxa" w:w="8164"/>
+          </w:tcPr>
+          <w:p>
+            <w:r>
+              <w:rPr>
+                <w:sz w:val="17"/>
+                <w:b w:val="0"/>
+              </w:rPr>
+              <w:t xml:space="preserve">For each window, the SHAP channel share of the LSTM (solid) next to the Diebold–Yilmaz share (hatched), for the domestic, US and euro channels.</w:t>
+            </w:r>
+          </w:p>
+        </w:tc>
+      </w:tr>
+      <w:tr>
+        <w:tc>
+          <w:tcPr>
+            <w:tcW w:type="dxa" w:w="1701"/>
+          </w:tcPr>
+          <w:p>
+            <w:r>
+              <w:rPr>
+                <w:sz w:val="17"/>
+                <w:b w:val="0"/>
+              </w:rPr>
+              <w:t xml:space="preserve">Axes and marks</w:t>
+            </w:r>
+          </w:p>
+        </w:tc>
+        <w:tc>
+          <w:tcPr>
+            <w:tcW w:type="dxa" w:w="8164"/>
+          </w:tcPr>
+          <w:p>
+            <w:r>
+              <w:rPr>
+                <w:sz w:val="17"/>
+                <w:b w:val="0"/>
+              </w:rPr>
+              <w:t xml:space="preserve">x = window; y = share (each measure’s three shares add to 1 within a window).</w:t>
+            </w:r>
+          </w:p>
+        </w:tc>
+      </w:tr>
+      <w:tr>
+        <w:tc>
+          <w:tcPr>
+            <w:tcW w:type="dxa" w:w="1701"/>
+          </w:tcPr>
+          <w:p>
+            <w:r>
+              <w:rPr>
+                <w:sz w:val="17"/>
+                <w:b w:val="0"/>
+              </w:rPr>
+              <w:t xml:space="preserve">How to read it</w:t>
+            </w:r>
+          </w:p>
+        </w:tc>
+        <w:tc>
+          <w:tcPr>
+            <w:tcW w:type="dxa" w:w="8164"/>
+          </w:tcPr>
+          <w:p>
+            <w:r>
+              <w:rPr>
+                <w:sz w:val="17"/>
+                <w:b w:val="0"/>
+              </w:rPr>
+              <w:t xml:space="preserve">Compare the pattern across windows within each panel, not the levels: the two measures are built differently.</w:t>
+            </w:r>
+          </w:p>
+        </w:tc>
+      </w:tr>
+      <w:tr>
+        <w:tc>
+          <w:tcPr>
+            <w:tcW w:type="dxa" w:w="1701"/>
+          </w:tcPr>
+          <w:p>
+            <w:r>
+              <w:rPr>
+                <w:sz w:val="17"/>
+                <w:b w:val="0"/>
+              </w:rPr>
+              <w:t xml:space="preserve">Key take-aways</w:t>
+            </w:r>
+          </w:p>
+        </w:tc>
+        <w:tc>
+          <w:tcPr>
+            <w:tcW w:type="dxa" w:w="8164"/>
+          </w:tcPr>
+          <w:p>
+            <w:r>
+              <w:rPr>
+                <w:sz w:val="17"/>
+                <w:b w:val="0"/>
+              </w:rPr>
+              <w:t xml:space="preserve">Both put the US highest in COVID-19 and above calm in the GFC. They disagree most in 2022: the spillover measure’s euro share rises to 0.381 while SHAP’s falls to 0.143. Agreement overall: 4 of 8 direction checks, 2 of 5 rankings.</w:t>
+            </w:r>
+          </w:p>
+        </w:tc>
+      </w:tr>
+      <w:tr>
+        <w:tc>
+          <w:tcPr>
+            <w:tcW w:type="dxa" w:w="1701"/>
+          </w:tcPr>
+          <w:p>
+            <w:r>
+              <w:rPr>
+                <w:sz w:val="17"/>
+                <w:b w:val="0"/>
+              </w:rPr>
+              <w:t xml:space="preserve">Where it goes</w:t>
+            </w:r>
+          </w:p>
+        </w:tc>
+        <w:tc>
+          <w:tcPr>
+            <w:tcW w:type="dxa" w:w="8164"/>
+          </w:tcPr>
+          <w:p>
+            <w:r>
+              <w:rPr>
+                <w:sz w:val="17"/>
+                <w:b w:val="0"/>
+              </w:rPr>
+              <w:t xml:space="preserve">Chapter 4 (exploratory) and Chapter 5 (what the fingerprints measure)</w:t>
+            </w:r>
+          </w:p>
+        </w:tc>
+      </w:tr>
+    </w:tbl>
+    <w:p>
+      <w:pPr>
+        <w:spacing w:after="40"/>
+      </w:pPr>
+    </w:p>
+    <w:p>
+      <w:pPr>
+        <w:pStyle w:val="Heading3"/>
+      </w:pPr>
+      <w:r>
+        <w:rPr>
+          <w:color w:val="1F4E79"/>
+        </w:rPr>
+        <w:t xml:space="preserve">G17. Were the crises preceded by calm? (exploratory E2)</w:t>
+      </w:r>
+    </w:p>
+    <w:p>
+      <w:r>
+        <w:drawing>
+          <wp:inline xmlns:a="http://schemas.openxmlformats.org/drawingml/2006/main" xmlns:pic="http://schemas.openxmlformats.org/drawingml/2006/picture">
+            <wp:extent cx="6120000" cy="2841429"/>
+            <wp:docPr id="18" name="Picture 18"/>
+            <wp:cNvGraphicFramePr>
+              <a:graphicFrameLocks noChangeAspect="1"/>
+            </wp:cNvGraphicFramePr>
+            <a:graphic>
+              <a:graphicData uri="http://schemas.openxmlformats.org/drawingml/2006/picture">
+                <pic:pic>
+                  <pic:nvPicPr>
+                    <pic:cNvPr id="0" name="volatility_paradox.png"/>
+                    <pic:cNvPicPr/>
+                  </pic:nvPicPr>
+                  <pic:blipFill>
+                    <a:blip r:embed="rId26"/>
+                    <a:stretch>
+                      <a:fillRect/>
+                    </a:stretch>
+                  </pic:blipFill>
+                  <pic:spPr>
+                    <a:xfrm>
+                      <a:off x="0" y="0"/>
+                      <a:ext cx="6120000" cy="2841429"/>
+                    </a:xfrm>
+                    <a:prstGeom prst="rect"/>
+                  </pic:spPr>
+                </pic:pic>
+              </a:graphicData>
+            </a:graphic>
+          </wp:inline>
+        </w:drawing>
+      </w:r>
+    </w:p>
+    <w:p>
+      <w:r>
+        <w:rPr>
+          <w:sz w:val="17"/>
+          <w:b/>
+        </w:rPr>
+        <w:t xml:space="preserve">Figure 18. </w:t>
+      </w:r>
+      <w:r>
+        <w:rPr>
+          <w:sz w:val="17"/>
+          <w:i/>
+        </w:rPr>
+        <w:t xml:space="preserve">G17. Were the crises preceded by calm? (exploratory E2)</w:t>
+      </w:r>
+    </w:p>
+    <w:tbl>
+      <w:tblPr>
+        <w:tblStyle w:val="TableGrid"/>
+        <w:tblW w:type="auto" w:w="0"/>
+        <w:jc w:val="center"/>
+        <w:tblLook w:firstColumn="1" w:firstRow="1" w:lastColumn="0" w:lastRow="0" w:noHBand="0" w:noVBand="1" w:val="04A0"/>
+      </w:tblPr>
+      <w:tblGrid>
+        <w:gridCol w:w="5043"/>
+        <w:gridCol w:w="5043"/>
+      </w:tblGrid>
+      <w:tr>
+        <w:tc>
+          <w:tcPr>
+            <w:tcW w:type="dxa" w:w="1701"/>
+            <w:shd w:val="clear" w:color="auto" w:fill="1F4E79"/>
+          </w:tcPr>
+          <w:p>
+            <w:r>
+              <w:rPr>
+                <w:b/>
+                <w:color w:val="FFFFFF"/>
+                <w:sz w:val="17"/>
+              </w:rPr>
+              <w:t>Aspect</w:t>
+            </w:r>
+          </w:p>
+        </w:tc>
+        <w:tc>
+          <w:tcPr>
+            <w:tcW w:type="dxa" w:w="8164"/>
+            <w:shd w:val="clear" w:color="auto" w:fill="1F4E79"/>
+          </w:tcPr>
+          <w:p>
+            <w:r>
+              <w:rPr>
+                <w:b/>
+                <w:color w:val="FFFFFF"/>
+                <w:sz w:val="17"/>
+              </w:rPr>
+              <w:t>Explanation</w:t>
+            </w:r>
+          </w:p>
+        </w:tc>
+      </w:tr>
+      <w:tr>
+        <w:tc>
+          <w:tcPr>
+            <w:tcW w:type="dxa" w:w="1701"/>
+          </w:tcPr>
+          <w:p>
+            <w:r>
+              <w:rPr>
+                <w:sz w:val="17"/>
+                <w:b w:val="0"/>
+              </w:rPr>
+              <w:t xml:space="preserve">What it shows</w:t>
+            </w:r>
+          </w:p>
+        </w:tc>
+        <w:tc>
+          <w:tcPr>
+            <w:tcW w:type="dxa" w:w="8164"/>
+          </w:tcPr>
+          <w:p>
+            <w:r>
+              <w:rPr>
+                <w:sz w:val="17"/>
+                <w:b w:val="0"/>
+              </w:rPr>
+              <w:t xml:space="preserve">Top row: annual volatility (black) and its one-sided HP trend (red), blue = below trend, for Ireland (1956–2023), the US and Germany. Bottom row: mean below-trend volatility over the previous 5 years; dashed line = bottom 20%.</w:t>
+            </w:r>
+          </w:p>
+        </w:tc>
+      </w:tr>
+      <w:tr>
+        <w:tc>
+          <w:tcPr>
+            <w:tcW w:type="dxa" w:w="1701"/>
+          </w:tcPr>
+          <w:p>
+            <w:r>
+              <w:rPr>
+                <w:sz w:val="17"/>
+                <w:b w:val="0"/>
+              </w:rPr>
+              <w:t xml:space="preserve">Axes and marks</w:t>
+            </w:r>
+          </w:p>
+        </w:tc>
+        <w:tc>
+          <w:tcPr>
+            <w:tcW w:type="dxa" w:w="8164"/>
+          </w:tcPr>
+          <w:p>
+            <w:r>
+              <w:rPr>
+                <w:sz w:val="17"/>
+                <w:b w:val="0"/>
+              </w:rPr>
+              <w:t xml:space="preserve">x = year (July–June years). Orange lines = the three crisis windows. Bottom y = negative numbers; further below zero = longer/deeper calm.</w:t>
+            </w:r>
+          </w:p>
+        </w:tc>
+      </w:tr>
+      <w:tr>
+        <w:tc>
+          <w:tcPr>
+            <w:tcW w:type="dxa" w:w="1701"/>
+          </w:tcPr>
+          <w:p>
+            <w:r>
+              <w:rPr>
+                <w:sz w:val="17"/>
+                <w:b w:val="0"/>
+              </w:rPr>
+              <w:t xml:space="preserve">How to read it</w:t>
+            </w:r>
+          </w:p>
+        </w:tc>
+        <w:tc>
+          <w:tcPr>
+            <w:tcW w:type="dxa" w:w="8164"/>
+          </w:tcPr>
+          <w:p>
+            <w:r>
+              <w:rPr>
+                <w:sz w:val="17"/>
+                <w:b w:val="0"/>
+              </w:rPr>
+              <w:t xml:space="preserve">A bar below the dashed line at a crisis = ‘unusually calm’ before it.</w:t>
+            </w:r>
+          </w:p>
+        </w:tc>
+      </w:tr>
+      <w:tr>
+        <w:tc>
+          <w:tcPr>
+            <w:tcW w:type="dxa" w:w="1701"/>
+          </w:tcPr>
+          <w:p>
+            <w:r>
+              <w:rPr>
+                <w:sz w:val="17"/>
+                <w:b w:val="0"/>
+              </w:rPr>
+              <w:t xml:space="preserve">Key take-aways</w:t>
+            </w:r>
+          </w:p>
+        </w:tc>
+        <w:tc>
+          <w:tcPr>
+            <w:tcW w:type="dxa" w:w="8164"/>
+          </w:tcPr>
+          <w:p>
+            <w:r>
+              <w:rPr>
+                <w:sz w:val="17"/>
+                <w:b w:val="0"/>
+              </w:rPr>
+              <w:t xml:space="preserve">Before the GFC only Germany is below the line (4th percentile — its deepest calm since the 1970s). Ireland was below trend in 2004–07 but only at the 40th percentile; its deepest calm was in 1992–96. No market was unusually calm before COVID-19.</w:t>
+            </w:r>
+          </w:p>
+        </w:tc>
+      </w:tr>
+      <w:tr>
+        <w:tc>
+          <w:tcPr>
+            <w:tcW w:type="dxa" w:w="1701"/>
+          </w:tcPr>
+          <w:p>
+            <w:r>
+              <w:rPr>
+                <w:sz w:val="17"/>
+                <w:b w:val="0"/>
+              </w:rPr>
+              <w:t xml:space="preserve">Where it goes</w:t>
+            </w:r>
+          </w:p>
+        </w:tc>
+        <w:tc>
+          <w:tcPr>
+            <w:tcW w:type="dxa" w:w="8164"/>
+          </w:tcPr>
+          <w:p>
+            <w:r>
+              <w:rPr>
+                <w:sz w:val="17"/>
+                <w:b w:val="0"/>
+              </w:rPr>
+              <w:t xml:space="preserve">Chapter 2 (history lens) or Chapter 4 (exploratory); Chapter 5 (Minsky discussion)</w:t>
+            </w:r>
+          </w:p>
+        </w:tc>
+      </w:tr>
+    </w:tbl>
+    <w:p>
+      <w:pPr>
+        <w:spacing w:after="40"/>
+      </w:pPr>
+    </w:p>
+    <w:p>
+      <w:pPr>
         <w:pStyle w:val="Heading1"/>
         <w:pageBreakBefore/>
       </w:pPr>
@@ -17555,6 +20115,66 @@
           </w:p>
         </w:tc>
       </w:tr>
+      <w:tr>
+        <w:tc>
+          <w:tcPr>
+            <w:tcW w:type="dxa" w:w="3969"/>
+          </w:tcPr>
+          <w:p>
+            <w:r>
+              <w:rPr>
+                <w:sz w:val="17"/>
+                <w:b w:val="0"/>
+              </w:rPr>
+              <w:t xml:space="preserve">E1 spillovers vs SHAP (exploratory, no test)</w:t>
+            </w:r>
+          </w:p>
+        </w:tc>
+        <w:tc>
+          <w:tcPr>
+            <w:tcW w:type="dxa" w:w="5896"/>
+          </w:tcPr>
+          <w:p>
+            <w:r>
+              <w:rPr>
+                <w:sz w:val="17"/>
+                <w:b w:val="0"/>
+              </w:rPr>
+              <w:t xml:space="preserve">Weak agreement: 4 of 8 direction checks, 2 of 5 rankings</w:t>
+            </w:r>
+          </w:p>
+        </w:tc>
+      </w:tr>
+      <w:tr>
+        <w:tc>
+          <w:tcPr>
+            <w:tcW w:type="dxa" w:w="3969"/>
+          </w:tcPr>
+          <w:p>
+            <w:r>
+              <w:rPr>
+                <w:sz w:val="17"/>
+                <w:b w:val="0"/>
+              </w:rPr>
+              <w:t xml:space="preserve">E2 volatility paradox (exploratory, no test)</w:t>
+            </w:r>
+          </w:p>
+        </w:tc>
+        <w:tc>
+          <w:tcPr>
+            <w:tcW w:type="dxa" w:w="5896"/>
+          </w:tcPr>
+          <w:p>
+            <w:r>
+              <w:rPr>
+                <w:sz w:val="17"/>
+                <w:b w:val="0"/>
+              </w:rPr>
+              <w:t xml:space="preserve">Expectation not met for Ireland (40th percentile) or the US (42nd); Germany unusually calm (4th)</w:t>
+            </w:r>
+          </w:p>
+        </w:tc>
+      </w:tr>
     </w:tbl>
     <w:p>
       <w:pPr>
@@ -17596,6 +20216,960 @@
     </w:p>
     <w:p>
       <w:pPr>
+        <w:pStyle w:val="Heading2"/>
+      </w:pPr>
+      <w:r>
+        <w:rPr>
+          <w:color w:val="1F4E79"/>
+        </w:rPr>
+        <w:t xml:space="preserve">H9. Exploratory E1 — spillovers vs SHAP</w:t>
+      </w:r>
+    </w:p>
+    <w:tbl>
+      <w:tblPr>
+        <w:tblStyle w:val="TableGrid"/>
+        <w:tblW w:type="auto" w:w="0"/>
+        <w:jc w:val="center"/>
+        <w:tblLook w:firstColumn="1" w:firstRow="1" w:lastColumn="0" w:lastRow="0" w:noHBand="0" w:noVBand="1" w:val="04A0"/>
+      </w:tblPr>
+      <w:tblGrid>
+        <w:gridCol w:w="2521"/>
+        <w:gridCol w:w="2521"/>
+        <w:gridCol w:w="2521"/>
+        <w:gridCol w:w="2521"/>
+      </w:tblGrid>
+      <w:tr>
+        <w:tc>
+          <w:tcPr>
+            <w:tcW w:type="dxa" w:w="3628"/>
+            <w:shd w:val="clear" w:color="auto" w:fill="1F4E79"/>
+          </w:tcPr>
+          <w:p>
+            <w:r>
+              <w:rPr>
+                <w:color w:val="FFFFFF"/>
+                <w:sz w:val="17"/>
+                <w:b/>
+              </w:rPr>
+              <w:t xml:space="preserve">Window</w:t>
+            </w:r>
+          </w:p>
+        </w:tc>
+        <w:tc>
+          <w:tcPr>
+            <w:tcW w:type="dxa" w:w="2041"/>
+            <w:shd w:val="clear" w:color="auto" w:fill="1F4E79"/>
+          </w:tcPr>
+          <w:p>
+            <w:r>
+              <w:rPr>
+                <w:color w:val="FFFFFF"/>
+                <w:sz w:val="17"/>
+                <w:b/>
+              </w:rPr>
+              <w:t xml:space="preserve">Domestic: SHAP / DY</w:t>
+            </w:r>
+          </w:p>
+        </w:tc>
+        <w:tc>
+          <w:tcPr>
+            <w:tcW w:type="dxa" w:w="2041"/>
+            <w:shd w:val="clear" w:color="auto" w:fill="1F4E79"/>
+          </w:tcPr>
+          <w:p>
+            <w:r>
+              <w:rPr>
+                <w:color w:val="FFFFFF"/>
+                <w:sz w:val="17"/>
+                <w:b/>
+              </w:rPr>
+              <w:t xml:space="preserve">US: SHAP / DY</w:t>
+            </w:r>
+          </w:p>
+        </w:tc>
+        <w:tc>
+          <w:tcPr>
+            <w:tcW w:type="dxa" w:w="2041"/>
+            <w:shd w:val="clear" w:color="auto" w:fill="1F4E79"/>
+          </w:tcPr>
+          <w:p>
+            <w:r>
+              <w:rPr>
+                <w:color w:val="FFFFFF"/>
+                <w:sz w:val="17"/>
+                <w:b/>
+              </w:rPr>
+              <w:t xml:space="preserve">Euro: SHAP / DY</w:t>
+            </w:r>
+          </w:p>
+        </w:tc>
+      </w:tr>
+      <w:tr>
+        <w:tc>
+          <w:tcPr>
+            <w:tcW w:type="dxa" w:w="3628"/>
+          </w:tcPr>
+          <w:p>
+            <w:r>
+              <w:rPr>
+                <w:sz w:val="17"/>
+                <w:b w:val="0"/>
+              </w:rPr>
+              <w:t xml:space="preserve">Calm</w:t>
+            </w:r>
+          </w:p>
+        </w:tc>
+        <w:tc>
+          <w:tcPr>
+            <w:tcW w:type="dxa" w:w="2041"/>
+          </w:tcPr>
+          <w:p>
+            <w:r>
+              <w:rPr>
+                <w:sz w:val="17"/>
+                <w:b w:val="0"/>
+              </w:rPr>
+              <w:t xml:space="preserve">0.523 / 0.655</w:t>
+            </w:r>
+          </w:p>
+        </w:tc>
+        <w:tc>
+          <w:tcPr>
+            <w:tcW w:type="dxa" w:w="2041"/>
+          </w:tcPr>
+          <w:p>
+            <w:r>
+              <w:rPr>
+                <w:sz w:val="17"/>
+                <w:b w:val="0"/>
+              </w:rPr>
+              <w:t xml:space="preserve">0.266 / 0.124</w:t>
+            </w:r>
+          </w:p>
+        </w:tc>
+        <w:tc>
+          <w:tcPr>
+            <w:tcW w:type="dxa" w:w="2041"/>
+          </w:tcPr>
+          <w:p>
+            <w:r>
+              <w:rPr>
+                <w:sz w:val="17"/>
+                <w:b w:val="0"/>
+              </w:rPr>
+              <w:t xml:space="preserve">0.211 / 0.221</w:t>
+            </w:r>
+          </w:p>
+        </w:tc>
+      </w:tr>
+      <w:tr>
+        <w:tc>
+          <w:tcPr>
+            <w:tcW w:type="dxa" w:w="3628"/>
+          </w:tcPr>
+          <w:p>
+            <w:r>
+              <w:rPr>
+                <w:sz w:val="17"/>
+                <w:b w:val="0"/>
+              </w:rPr>
+              <w:t xml:space="preserve">GFC</w:t>
+            </w:r>
+          </w:p>
+        </w:tc>
+        <w:tc>
+          <w:tcPr>
+            <w:tcW w:type="dxa" w:w="2041"/>
+          </w:tcPr>
+          <w:p>
+            <w:r>
+              <w:rPr>
+                <w:sz w:val="17"/>
+                <w:b w:val="0"/>
+              </w:rPr>
+              <w:t xml:space="preserve">0.482 / 0.672</w:t>
+            </w:r>
+          </w:p>
+        </w:tc>
+        <w:tc>
+          <w:tcPr>
+            <w:tcW w:type="dxa" w:w="2041"/>
+          </w:tcPr>
+          <w:p>
+            <w:r>
+              <w:rPr>
+                <w:sz w:val="17"/>
+                <w:b w:val="0"/>
+              </w:rPr>
+              <w:t xml:space="preserve">0.299 / 0.199</w:t>
+            </w:r>
+          </w:p>
+        </w:tc>
+        <w:tc>
+          <w:tcPr>
+            <w:tcW w:type="dxa" w:w="2041"/>
+          </w:tcPr>
+          <w:p>
+            <w:r>
+              <w:rPr>
+                <w:sz w:val="17"/>
+                <w:b w:val="0"/>
+              </w:rPr>
+              <w:t xml:space="preserve">0.219 / 0.129</w:t>
+            </w:r>
+          </w:p>
+        </w:tc>
+      </w:tr>
+      <w:tr>
+        <w:tc>
+          <w:tcPr>
+            <w:tcW w:type="dxa" w:w="3628"/>
+          </w:tcPr>
+          <w:p>
+            <w:r>
+              <w:rPr>
+                <w:sz w:val="17"/>
+                <w:b w:val="0"/>
+              </w:rPr>
+              <w:t xml:space="preserve">Irish sovereign debt crisis</w:t>
+            </w:r>
+          </w:p>
+        </w:tc>
+        <w:tc>
+          <w:tcPr>
+            <w:tcW w:type="dxa" w:w="2041"/>
+          </w:tcPr>
+          <w:p>
+            <w:r>
+              <w:rPr>
+                <w:sz w:val="17"/>
+                <w:b w:val="0"/>
+              </w:rPr>
+              <w:t xml:space="preserve">0.512 / 0.551</w:t>
+            </w:r>
+          </w:p>
+        </w:tc>
+        <w:tc>
+          <w:tcPr>
+            <w:tcW w:type="dxa" w:w="2041"/>
+          </w:tcPr>
+          <w:p>
+            <w:r>
+              <w:rPr>
+                <w:sz w:val="17"/>
+                <w:b w:val="0"/>
+              </w:rPr>
+              <w:t xml:space="preserve">0.252 / 0.206</w:t>
+            </w:r>
+          </w:p>
+        </w:tc>
+        <w:tc>
+          <w:tcPr>
+            <w:tcW w:type="dxa" w:w="2041"/>
+          </w:tcPr>
+          <w:p>
+            <w:r>
+              <w:rPr>
+                <w:sz w:val="17"/>
+                <w:b w:val="0"/>
+              </w:rPr>
+              <w:t xml:space="preserve">0.236 / 0.243</w:t>
+            </w:r>
+          </w:p>
+        </w:tc>
+      </w:tr>
+      <w:tr>
+        <w:tc>
+          <w:tcPr>
+            <w:tcW w:type="dxa" w:w="3628"/>
+          </w:tcPr>
+          <w:p>
+            <w:r>
+              <w:rPr>
+                <w:sz w:val="17"/>
+                <w:b w:val="0"/>
+              </w:rPr>
+              <w:t xml:space="preserve">COVID-19</w:t>
+            </w:r>
+          </w:p>
+        </w:tc>
+        <w:tc>
+          <w:tcPr>
+            <w:tcW w:type="dxa" w:w="2041"/>
+          </w:tcPr>
+          <w:p>
+            <w:r>
+              <w:rPr>
+                <w:sz w:val="17"/>
+                <w:b w:val="0"/>
+              </w:rPr>
+              <w:t xml:space="preserve">0.488 / 0.427</w:t>
+            </w:r>
+          </w:p>
+        </w:tc>
+        <w:tc>
+          <w:tcPr>
+            <w:tcW w:type="dxa" w:w="2041"/>
+          </w:tcPr>
+          <w:p>
+            <w:r>
+              <w:rPr>
+                <w:sz w:val="17"/>
+                <w:b w:val="0"/>
+              </w:rPr>
+              <w:t xml:space="preserve">0.332 / 0.354</w:t>
+            </w:r>
+          </w:p>
+        </w:tc>
+        <w:tc>
+          <w:tcPr>
+            <w:tcW w:type="dxa" w:w="2041"/>
+          </w:tcPr>
+          <w:p>
+            <w:r>
+              <w:rPr>
+                <w:sz w:val="17"/>
+                <w:b w:val="0"/>
+              </w:rPr>
+              <w:t xml:space="preserve">0.180 / 0.219</w:t>
+            </w:r>
+          </w:p>
+        </w:tc>
+      </w:tr>
+      <w:tr>
+        <w:tc>
+          <w:tcPr>
+            <w:tcW w:type="dxa" w:w="3628"/>
+          </w:tcPr>
+          <w:p>
+            <w:r>
+              <w:rPr>
+                <w:sz w:val="17"/>
+                <w:b w:val="0"/>
+              </w:rPr>
+              <w:t xml:space="preserve">War / energy 2022</w:t>
+            </w:r>
+          </w:p>
+        </w:tc>
+        <w:tc>
+          <w:tcPr>
+            <w:tcW w:type="dxa" w:w="2041"/>
+          </w:tcPr>
+          <w:p>
+            <w:r>
+              <w:rPr>
+                <w:sz w:val="17"/>
+                <w:b w:val="0"/>
+              </w:rPr>
+              <w:t xml:space="preserve">0.540 / 0.512</w:t>
+            </w:r>
+          </w:p>
+        </w:tc>
+        <w:tc>
+          <w:tcPr>
+            <w:tcW w:type="dxa" w:w="2041"/>
+          </w:tcPr>
+          <w:p>
+            <w:r>
+              <w:rPr>
+                <w:sz w:val="17"/>
+                <w:b w:val="0"/>
+              </w:rPr>
+              <w:t xml:space="preserve">0.317 / 0.107</w:t>
+            </w:r>
+          </w:p>
+        </w:tc>
+        <w:tc>
+          <w:tcPr>
+            <w:tcW w:type="dxa" w:w="2041"/>
+          </w:tcPr>
+          <w:p>
+            <w:r>
+              <w:rPr>
+                <w:sz w:val="17"/>
+                <w:b w:val="0"/>
+              </w:rPr>
+              <w:t xml:space="preserve">0.143 / 0.381</w:t>
+            </w:r>
+          </w:p>
+        </w:tc>
+      </w:tr>
+    </w:tbl>
+    <w:p>
+      <w:pPr>
+        <w:spacing w:after="40"/>
+      </w:pPr>
+    </w:p>
+    <w:p>
+      <w:pPr>
+        <w:pStyle w:val="ListBullet"/>
+        <w:spacing w:after="20"/>
+      </w:pPr>
+      <w:r>
+        <w:rPr>
+          <w:b/>
+        </w:rPr>
+        <w:t xml:space="preserve">Reading it: </w:t>
+      </w:r>
+      <w:r>
+        <w:rPr/>
+        <w:t xml:space="preserve">each cell is SHAP share / Diebold–Yilmaz share of the ISEQ’s volatility (DY ‘own’ = domestic).</w:t>
+      </w:r>
+    </w:p>
+    <w:p>
+      <w:pPr>
+        <w:pStyle w:val="ListBullet"/>
+        <w:spacing w:after="20"/>
+      </w:pPr>
+      <w:r>
+        <w:rPr>
+          <w:b/>
+        </w:rPr>
+        <w:t xml:space="preserve">Agreement: </w:t>
+      </w:r>
+      <w:r>
+        <w:rPr/>
+        <w:t xml:space="preserve">the change from calm has the same sign in 4 of 8 cases; the US-vs-euro ranking matches in 2 of 5 windows. Sensitivity runs: sign 3–4 of 8, ranking 0–2 of 5 — the same picture.</w:t>
+      </w:r>
+    </w:p>
+    <w:p>
+      <w:pPr>
+        <w:pStyle w:val="ListBullet"/>
+        <w:spacing w:after="20"/>
+      </w:pPr>
+      <w:r>
+        <w:rPr>
+          <w:b/>
+        </w:rPr>
+        <w:t xml:space="preserve">Where they agree: </w:t>
+      </w:r>
+      <w:r>
+        <w:rPr/>
+        <w:t xml:space="preserve">the US share is above calm in the GFC and highest in COVID-19 in both.</w:t>
+      </w:r>
+    </w:p>
+    <w:p>
+      <w:pPr>
+        <w:pStyle w:val="ListBullet"/>
+        <w:spacing w:after="20"/>
+      </w:pPr>
+      <w:r>
+        <w:rPr>
+          <w:b/>
+        </w:rPr>
+        <w:t xml:space="preserve">Where they differ: </w:t>
+      </w:r>
+      <w:r>
+        <w:rPr/>
+        <w:t xml:space="preserve">2022 (DY euro 0.381 — the H2e direction; SHAP euro 0.143) and calm (SHAP gives the US twice DY’s share).</w:t>
+      </w:r>
+    </w:p>
+    <w:p>
+      <w:pPr>
+        <w:pStyle w:val="ListBullet"/>
+        <w:spacing w:after="20"/>
+      </w:pPr>
+      <w:r>
+        <w:rPr>
+          <w:b/>
+        </w:rPr>
+        <w:t xml:space="preserve">Full sample: </w:t>
+      </w:r>
+      <w:r>
+        <w:rPr/>
+        <w:t xml:space="preserve">total spillover 34.0%; the ISEQ is a net receiver (−8.4), the US a net transmitter (+7.7).</w:t>
+      </w:r>
+    </w:p>
+    <w:p>
+      <w:pPr>
+        <w:spacing w:after="80"/>
+      </w:pPr>
+      <w:r>
+        <w:rPr>
+          <w:i w:val="0"/>
+        </w:rPr>
+        <w:t xml:space="preserve">Possible explanations to examine (yours to argue, not conclusions):</w:t>
+      </w:r>
+    </w:p>
+    <w:p>
+      <w:pPr>
+        <w:pStyle w:val="ListBullet"/>
+        <w:spacing w:after="20"/>
+      </w:pPr>
+      <w:r>
+        <w:rPr/>
+        <w:t xml:space="preserve">Different inputs: SHAP channels include each market’s returns (direction) as well as squared returns; the VAR uses volatility only. In the GFC, 62% of SHAP attribution was on returns.</w:t>
+      </w:r>
+    </w:p>
+    <w:p>
+      <w:pPr>
+        <w:pStyle w:val="ListBullet"/>
+        <w:spacing w:after="20"/>
+      </w:pPr>
+      <w:r>
+        <w:rPr/>
+        <w:t xml:space="preserve">Different models: a linear VAR fitted on 200 days vs a non-linear LSTM trained on all earlier years — the LSTM used in 2022 had just learned from COVID-19, when the US channel mattered most.</w:t>
+      </w:r>
+    </w:p>
+    <w:p>
+      <w:pPr>
+        <w:pStyle w:val="ListBullet"/>
+        <w:spacing w:after="20"/>
+      </w:pPr>
+      <w:r>
+        <w:rPr/>
+        <w:t xml:space="preserve">Timing: the US close of day t arrives after Dublin closes; the generalized decomposition shares same-day co-movement between markets, while SHAP attributes it to specific inputs.</w:t>
+      </w:r>
+    </w:p>
+    <w:p>
+      <w:pPr>
+        <w:pStyle w:val="ListBullet"/>
+        <w:spacing w:after="20"/>
+      </w:pPr>
+      <w:r>
+        <w:rPr/>
+        <w:t xml:space="preserve">The 200-day window reacts late: the GFC window’s average total spillover (32.5%) is no higher than calm.</w:t>
+      </w:r>
+    </w:p>
+    <w:tbl>
+      <w:tblPr>
+        <w:tblW w:type="auto" w:w="0"/>
+        <w:tblLook w:firstColumn="1" w:firstRow="1" w:lastColumn="0" w:lastRow="0" w:noHBand="0" w:noVBand="1" w:val="04A0"/>
+      </w:tblPr>
+      <w:tblGrid>
+        <w:gridCol w:w="10086"/>
+      </w:tblGrid>
+      <w:tr>
+        <w:tc>
+          <w:tcPr>
+            <w:tcW w:type="dxa" w:w="10086"/>
+            <w:shd w:val="clear" w:color="auto" w:fill="FCE4D6"/>
+          </w:tcPr>
+          <w:p>
+            <w:r>
+              <w:rPr>
+                <w:b/>
+              </w:rPr>
+              <w:t xml:space="preserve">Caution: </w:t>
+            </w:r>
+            <w:r>
+              <w:rPr/>
+              <w:t xml:space="preserve">agreement or disagreement is descriptive; there is no test, and the two measures are different quantities. Report it as ‘the fingerprints depend on the lens’, not as proof either way.</w:t>
+            </w:r>
+          </w:p>
+        </w:tc>
+      </w:tr>
+    </w:tbl>
+    <w:p>
+      <w:pPr>
+        <w:spacing w:after="40"/>
+      </w:pPr>
+    </w:p>
+    <w:p>
+      <w:pPr>
+        <w:pStyle w:val="Heading2"/>
+      </w:pPr>
+      <w:r>
+        <w:rPr>
+          <w:color w:val="1F4E79"/>
+        </w:rPr>
+        <w:t xml:space="preserve">H10. Exploratory E2 — the volatility paradox</w:t>
+      </w:r>
+    </w:p>
+    <w:tbl>
+      <w:tblPr>
+        <w:tblStyle w:val="TableGrid"/>
+        <w:tblW w:type="auto" w:w="0"/>
+        <w:jc w:val="center"/>
+        <w:tblLook w:firstColumn="1" w:firstRow="1" w:lastColumn="0" w:lastRow="0" w:noHBand="0" w:noVBand="1" w:val="04A0"/>
+      </w:tblPr>
+      <w:tblGrid>
+        <w:gridCol w:w="2521"/>
+        <w:gridCol w:w="2521"/>
+        <w:gridCol w:w="2521"/>
+        <w:gridCol w:w="2521"/>
+      </w:tblGrid>
+      <w:tr>
+        <w:tc>
+          <w:tcPr>
+            <w:tcW w:type="dxa" w:w="3628"/>
+            <w:shd w:val="clear" w:color="auto" w:fill="1F4E79"/>
+          </w:tcPr>
+          <w:p>
+            <w:r>
+              <w:rPr>
+                <w:color w:val="FFFFFF"/>
+                <w:sz w:val="17"/>
+                <w:b/>
+              </w:rPr>
+              <w:t xml:space="preserve">Market</w:t>
+            </w:r>
+          </w:p>
+        </w:tc>
+        <w:tc>
+          <w:tcPr>
+            <w:tcW w:type="dxa" w:w="2041"/>
+            <w:shd w:val="clear" w:color="auto" w:fill="1F4E79"/>
+          </w:tcPr>
+          <w:p>
+            <w:r>
+              <w:rPr>
+                <w:color w:val="FFFFFF"/>
+                <w:sz w:val="17"/>
+                <w:b/>
+              </w:rPr>
+              <w:t xml:space="preserve">Before GFC (2003–07)</w:t>
+            </w:r>
+          </w:p>
+        </w:tc>
+        <w:tc>
+          <w:tcPr>
+            <w:tcW w:type="dxa" w:w="2041"/>
+            <w:shd w:val="clear" w:color="auto" w:fill="1F4E79"/>
+          </w:tcPr>
+          <w:p>
+            <w:r>
+              <w:rPr>
+                <w:color w:val="FFFFFF"/>
+                <w:sz w:val="17"/>
+                <w:b/>
+              </w:rPr>
+              <w:t xml:space="preserve">Before Irish crisis (2005–09)</w:t>
+            </w:r>
+          </w:p>
+        </w:tc>
+        <w:tc>
+          <w:tcPr>
+            <w:tcW w:type="dxa" w:w="2041"/>
+            <w:shd w:val="clear" w:color="auto" w:fill="1F4E79"/>
+          </w:tcPr>
+          <w:p>
+            <w:r>
+              <w:rPr>
+                <w:color w:val="FFFFFF"/>
+                <w:sz w:val="17"/>
+                <w:b/>
+              </w:rPr>
+              <w:t xml:space="preserve">Before COVID-19 (2015–19)</w:t>
+            </w:r>
+          </w:p>
+        </w:tc>
+      </w:tr>
+      <w:tr>
+        <w:tc>
+          <w:tcPr>
+            <w:tcW w:type="dxa" w:w="3628"/>
+          </w:tcPr>
+          <w:p>
+            <w:r>
+              <w:rPr>
+                <w:sz w:val="17"/>
+                <w:b w:val="0"/>
+              </w:rPr>
+              <w:t xml:space="preserve">Ireland</w:t>
+            </w:r>
+          </w:p>
+        </w:tc>
+        <w:tc>
+          <w:tcPr>
+            <w:tcW w:type="dxa" w:w="2041"/>
+          </w:tcPr>
+          <w:p>
+            <w:r>
+              <w:rPr>
+                <w:sz w:val="17"/>
+                <w:b w:val="0"/>
+              </w:rPr>
+              <w:t xml:space="preserve">−0.032 (40th)</w:t>
+            </w:r>
+          </w:p>
+        </w:tc>
+        <w:tc>
+          <w:tcPr>
+            <w:tcW w:type="dxa" w:w="2041"/>
+          </w:tcPr>
+          <w:p>
+            <w:r>
+              <w:rPr>
+                <w:sz w:val="17"/>
+                <w:b w:val="0"/>
+              </w:rPr>
+              <w:t xml:space="preserve">−0.019 (62nd)</w:t>
+            </w:r>
+          </w:p>
+        </w:tc>
+        <w:tc>
+          <w:tcPr>
+            <w:tcW w:type="dxa" w:w="2041"/>
+          </w:tcPr>
+          <w:p>
+            <w:r>
+              <w:rPr>
+                <w:sz w:val="17"/>
+                <w:b w:val="0"/>
+              </w:rPr>
+              <w:t xml:space="preserve">−0.020 (60th)</w:t>
+            </w:r>
+          </w:p>
+        </w:tc>
+      </w:tr>
+      <w:tr>
+        <w:tc>
+          <w:tcPr>
+            <w:tcW w:type="dxa" w:w="3628"/>
+          </w:tcPr>
+          <w:p>
+            <w:r>
+              <w:rPr>
+                <w:sz w:val="17"/>
+                <w:b w:val="0"/>
+              </w:rPr>
+              <w:t xml:space="preserve">United States</w:t>
+            </w:r>
+          </w:p>
+        </w:tc>
+        <w:tc>
+          <w:tcPr>
+            <w:tcW w:type="dxa" w:w="2041"/>
+          </w:tcPr>
+          <w:p>
+            <w:r>
+              <w:rPr>
+                <w:sz w:val="17"/>
+                <w:b w:val="0"/>
+              </w:rPr>
+              <w:t xml:space="preserve">−0.022 (42nd)</w:t>
+            </w:r>
+          </w:p>
+        </w:tc>
+        <w:tc>
+          <w:tcPr>
+            <w:tcW w:type="dxa" w:w="2041"/>
+          </w:tcPr>
+          <w:p>
+            <w:r>
+              <w:rPr>
+                <w:sz w:val="17"/>
+                <w:b w:val="0"/>
+              </w:rPr>
+              <w:t xml:space="preserve">−0.017 (60th)</w:t>
+            </w:r>
+          </w:p>
+        </w:tc>
+        <w:tc>
+          <w:tcPr>
+            <w:tcW w:type="dxa" w:w="2041"/>
+          </w:tcPr>
+          <w:p>
+            <w:r>
+              <w:rPr>
+                <w:sz w:val="17"/>
+                <w:b w:val="0"/>
+              </w:rPr>
+              <w:t xml:space="preserve">−0.020 (49th)</w:t>
+            </w:r>
+          </w:p>
+        </w:tc>
+      </w:tr>
+      <w:tr>
+        <w:tc>
+          <w:tcPr>
+            <w:tcW w:type="dxa" w:w="3628"/>
+          </w:tcPr>
+          <w:p>
+            <w:r>
+              <w:rPr>
+                <w:sz w:val="17"/>
+                <w:b w:val="0"/>
+              </w:rPr>
+              <w:t xml:space="preserve">Germany</w:t>
+            </w:r>
+          </w:p>
+        </w:tc>
+        <w:tc>
+          <w:tcPr>
+            <w:tcW w:type="dxa" w:w="2041"/>
+          </w:tcPr>
+          <w:p>
+            <w:r>
+              <w:rPr>
+                <w:sz w:val="17"/>
+                <w:b w:val="0"/>
+              </w:rPr>
+              <w:t xml:space="preserve">−0.049 (4th) ✓</w:t>
+            </w:r>
+          </w:p>
+        </w:tc>
+        <w:tc>
+          <w:tcPr>
+            <w:tcW w:type="dxa" w:w="2041"/>
+          </w:tcPr>
+          <w:p>
+            <w:r>
+              <w:rPr>
+                <w:sz w:val="17"/>
+                <w:b w:val="0"/>
+              </w:rPr>
+              <w:t xml:space="preserve">−0.036 (16th) ✓</w:t>
+            </w:r>
+          </w:p>
+        </w:tc>
+        <w:tc>
+          <w:tcPr>
+            <w:tcW w:type="dxa" w:w="2041"/>
+          </w:tcPr>
+          <w:p>
+            <w:r>
+              <w:rPr>
+                <w:sz w:val="17"/>
+                <w:b w:val="0"/>
+              </w:rPr>
+              <w:t xml:space="preserve">−0.027 (40th)</w:t>
+            </w:r>
+          </w:p>
+        </w:tc>
+      </w:tr>
+    </w:tbl>
+    <w:p>
+      <w:pPr>
+        <w:spacing w:after="40"/>
+      </w:pPr>
+    </w:p>
+    <w:p>
+      <w:pPr>
+        <w:pStyle w:val="ListBullet"/>
+        <w:spacing w:after="20"/>
+      </w:pPr>
+      <w:r>
+        <w:rPr>
+          <w:b/>
+        </w:rPr>
+        <w:t xml:space="preserve">Reading it: </w:t>
+      </w:r>
+      <w:r>
+        <w:rPr/>
+        <w:t xml:space="preserve">mean below-trend volatility over the 5 years before the window (more negative = longer/deeper calm), with its percentile in the market’s own history; ✓ = bottom 20% (‘unusually calm’).</w:t>
+      </w:r>
+    </w:p>
+    <w:p>
+      <w:pPr>
+        <w:pStyle w:val="ListBullet"/>
+        <w:spacing w:after="20"/>
+      </w:pPr>
+      <w:r>
+        <w:rPr>
+          <w:b/>
+        </w:rPr>
+        <w:t xml:space="preserve">Result: </w:t>
+      </w:r>
+      <w:r>
+        <w:rPr/>
+        <w:t xml:space="preserve">the expectation (unusual calm before the GFC in Ireland and the US) is not met; only Germany was unusually calm — its deepest calm since the 1970s. No market was unusually calm before COVID-19, as expected.</w:t>
+      </w:r>
+    </w:p>
+    <w:p>
+      <w:pPr>
+        <w:pStyle w:val="ListBullet"/>
+        <w:spacing w:after="20"/>
+      </w:pPr>
+      <w:r>
+        <w:rPr>
+          <w:b/>
+        </w:rPr>
+        <w:t xml:space="preserve">Cross-check: </w:t>
+      </w:r>
+      <w:r>
+        <w:rPr/>
+        <w:t xml:space="preserve">FRED vs Yahoo annual volatility correlation 0.90 (Ireland), 0.91 (US), 0.89 (Germany).</w:t>
+      </w:r>
+    </w:p>
+    <w:p>
+      <w:pPr>
+        <w:spacing w:after="80"/>
+      </w:pPr>
+      <w:r>
+        <w:rPr>
+          <w:i w:val="0"/>
+        </w:rPr>
+        <w:t xml:space="preserve">Possible explanations to examine (yours to argue, not conclusions):</w:t>
+      </w:r>
+    </w:p>
+    <w:p>
+      <w:pPr>
+        <w:pStyle w:val="ListBullet"/>
+        <w:spacing w:after="20"/>
+      </w:pPr>
+      <w:r>
+        <w:rPr/>
+        <w:t xml:space="preserve">Ireland had a deeper calm in 1992–96 (measure −0.076), so 2003–07 looks ordinary by comparison.</w:t>
+      </w:r>
+    </w:p>
+    <w:p>
+      <w:pPr>
+        <w:pStyle w:val="ListBullet"/>
+        <w:spacing w:after="20"/>
+      </w:pPr>
+      <w:r>
+        <w:rPr/>
+        <w:t xml:space="preserve">The five pre-GFC years include July 2002 – June 2003, a volatile post-dot-com year above trend; Ireland was below trend in the other four (2004–07).</w:t>
+      </w:r>
+    </w:p>
+    <w:p>
+      <w:pPr>
+        <w:pStyle w:val="ListBullet"/>
+        <w:spacing w:after="20"/>
+      </w:pPr>
+      <w:r>
+        <w:rPr/>
+        <w:t xml:space="preserve">The Irish boom shows up more clearly in credit (Kelly, 2009: mortgages ≈7×, developer loans ≈11×) than in equity volatility.</w:t>
+      </w:r>
+    </w:p>
+    <w:p>
+      <w:pPr>
+        <w:pStyle w:val="ListBullet"/>
+        <w:spacing w:after="20"/>
+      </w:pPr>
+      <w:r>
+        <w:rPr/>
+        <w:t xml:space="preserve">Monthly averages smooth volatility; one crisis per market cannot test a panel result.</w:t>
+      </w:r>
+    </w:p>
+    <w:tbl>
+      <w:tblPr>
+        <w:tblW w:type="auto" w:w="0"/>
+        <w:tblLook w:firstColumn="1" w:firstRow="1" w:lastColumn="0" w:lastRow="0" w:noHBand="0" w:noVBand="1" w:val="04A0"/>
+      </w:tblPr>
+      <w:tblGrid>
+        <w:gridCol w:w="10086"/>
+      </w:tblGrid>
+      <w:tr>
+        <w:tc>
+          <w:tcPr>
+            <w:tcW w:type="dxa" w:w="10086"/>
+            <w:shd w:val="clear" w:color="auto" w:fill="E2F0D9"/>
+          </w:tcPr>
+          <w:p>
+            <w:r>
+              <w:rPr>
+                <w:b/>
+              </w:rPr>
+              <w:t xml:space="preserve">How to explain it out loud: </w:t>
+            </w:r>
+            <w:r>
+              <w:rPr/>
+              <w:t xml:space="preserve">Ireland was calm before 2008 — below its normal volatility in four of the five years — but not unusually calm by its own history. Germany was. So the ‘calm before the storm’ story fits Germany better than Ireland in my data.</w:t>
+            </w:r>
+          </w:p>
+        </w:tc>
+      </w:tr>
+    </w:tbl>
+    <w:p>
+      <w:pPr>
+        <w:spacing w:after="40"/>
+      </w:pPr>
+    </w:p>
+    <w:p>
+      <w:pPr>
         <w:pStyle w:val="Heading1"/>
         <w:pageBreakBefore/>
       </w:pPr>
@@ -17703,6 +21277,36 @@
       </w:pPr>
       <w:r>
         <w:t>No economic-value test (e.g., trading or risk-management gains).</w:t>
+      </w:r>
+    </w:p>
+    <w:p>
+      <w:pPr>
+        <w:pStyle w:val="ListBullet"/>
+        <w:spacing w:after="20"/>
+      </w:pPr>
+      <w:r>
+        <w:rPr/>
+        <w:t xml:space="preserve">The exploratory extensions (E1, E2) were chosen after the main results; they are descriptive, have no statistical test and cannot support or rescue any hypothesis.</w:t>
+      </w:r>
+    </w:p>
+    <w:p>
+      <w:pPr>
+        <w:pStyle w:val="ListBullet"/>
+        <w:spacing w:after="20"/>
+      </w:pPr>
+      <w:r>
+        <w:rPr/>
+        <w:t xml:space="preserve">E1 compares different quantities: a linear VAR on volatility only vs SHAP on a non-linear model with return and volatility inputs.</w:t>
+      </w:r>
+    </w:p>
+    <w:p>
+      <w:pPr>
+        <w:pStyle w:val="ListBullet"/>
+        <w:spacing w:after="20"/>
+      </w:pPr>
+      <w:r>
+        <w:rPr/>
+        <w:t xml:space="preserve">E2 rests on one crisis per market and on monthly-average data; it illustrates Danielsson et al.’s panel result but cannot test it.</w:t>
       </w:r>
     </w:p>
     <w:p>
@@ -18271,8 +21875,9 @@
             <w:r>
               <w:rPr>
                 <w:sz w:val="17"/>
-              </w:rPr>
-              <w:t>An open question to discuss — for example, a US-led inflation and rate shock; present it as a result that contradicts H2e.</w:t>
+                <w:b w:val="0"/>
+              </w:rPr>
+              <w:t xml:space="preserve">An open question to discuss — for example, a US-led inflation and rate shock; present it as a result that contradicts H2e. Note that the Diebold–Yilmaz measure (E1) shows the euro share rising in 2022, so the fall may be specific to what the LSTM learned.</w:t>
             </w:r>
           </w:p>
         </w:tc>
@@ -18439,8 +22044,129 @@
             <w:r>
               <w:rPr>
                 <w:sz w:val="17"/>
-              </w:rPr>
-              <w:t>Validate fingerprints with Diebold–Yilmaz spillover indices, add honest uncertainty (Monte Carlo intervals), more economies and asset classes (bonds, banks).</w:t>
+                <w:b w:val="0"/>
+              </w:rPr>
+              <w:t xml:space="preserve">Time-varying connectedness (TVP-VAR, widely used by Irish finance groups) instead of my rolling Diebold–Yilmaz check; honest uncertainty (Monte Carlo intervals); more economies and asset classes (bonds, banks); a proper panel test of the volatility paradox.</w:t>
+            </w:r>
+          </w:p>
+        </w:tc>
+      </w:tr>
+      <w:tr>
+        <w:tc>
+          <w:tcPr>
+            <w:tcW w:type="dxa" w:w="2948"/>
+          </w:tcPr>
+          <w:p>
+            <w:r>
+              <w:rPr>
+                <w:sz w:val="17"/>
+                <w:b w:val="0"/>
+              </w:rPr>
+              <w:t xml:space="preserve">Why did you add analyses after seeing the results — isn’t that p-hacking?</w:t>
+            </w:r>
+          </w:p>
+        </w:tc>
+        <w:tc>
+          <w:tcPr>
+            <w:tcW w:type="dxa" w:w="6917"/>
+          </w:tcPr>
+          <w:p>
+            <w:r>
+              <w:rPr>
+                <w:sz w:val="17"/>
+                <w:b w:val="0"/>
+              </w:rPr>
+              <w:t xml:space="preserve">They are labelled exploratory; their specification was committed in a dated amendment before they were run; there is no pass/fail rule; they are reported in full; and they cannot change any hypothesis verdict.</w:t>
+            </w:r>
+          </w:p>
+        </w:tc>
+      </w:tr>
+      <w:tr>
+        <w:tc>
+          <w:tcPr>
+            <w:tcW w:type="dxa" w:w="2948"/>
+          </w:tcPr>
+          <w:p>
+            <w:r>
+              <w:rPr>
+                <w:sz w:val="17"/>
+                <w:b w:val="0"/>
+              </w:rPr>
+              <w:t xml:space="preserve">What is the Diebold–Yilmaz spillover index?</w:t>
+            </w:r>
+          </w:p>
+        </w:tc>
+        <w:tc>
+          <w:tcPr>
+            <w:tcW w:type="dxa" w:w="6917"/>
+          </w:tcPr>
+          <w:p>
+            <w:r>
+              <w:rPr>
+                <w:sz w:val="17"/>
+                <w:b w:val="0"/>
+              </w:rPr>
+              <w:t xml:space="preserve">From a VAR, the share of each market’s 10-day forecast-error variance caused by shocks in other markets; the generalized version does not depend on variable order. Total connectedness in my sample: 34%.</w:t>
+            </w:r>
+          </w:p>
+        </w:tc>
+      </w:tr>
+      <w:tr>
+        <w:tc>
+          <w:tcPr>
+            <w:tcW w:type="dxa" w:w="2948"/>
+          </w:tcPr>
+          <w:p>
+            <w:r>
+              <w:rPr>
+                <w:sz w:val="17"/>
+                <w:b w:val="0"/>
+              </w:rPr>
+              <w:t xml:space="preserve">Why compare SHAP with Diebold–Yilmaz?</w:t>
+            </w:r>
+          </w:p>
+        </w:tc>
+        <w:tc>
+          <w:tcPr>
+            <w:tcW w:type="dxa" w:w="6917"/>
+          </w:tcPr>
+          <w:p>
+            <w:r>
+              <w:rPr>
+                <w:sz w:val="17"/>
+                <w:b w:val="0"/>
+              </w:rPr>
+              <w:t xml:space="preserve">To see whether a standard econometric measure of transmission tells the same story as the model’s explanations. It agreed only weakly (4 of 8 direction checks), which shows the fingerprints depend on the lens — itself a finding.</w:t>
+            </w:r>
+          </w:p>
+        </w:tc>
+      </w:tr>
+      <w:tr>
+        <w:tc>
+          <w:tcPr>
+            <w:tcW w:type="dxa" w:w="2948"/>
+          </w:tcPr>
+          <w:p>
+            <w:r>
+              <w:rPr>
+                <w:sz w:val="17"/>
+                <w:b w:val="0"/>
+              </w:rPr>
+              <w:t xml:space="preserve">Was the Irish market unusually calm before the GFC?</w:t>
+            </w:r>
+          </w:p>
+        </w:tc>
+        <w:tc>
+          <w:tcPr>
+            <w:tcW w:type="dxa" w:w="6917"/>
+          </w:tcPr>
+          <w:p>
+            <w:r>
+              <w:rPr>
+                <w:sz w:val="17"/>
+                <w:b w:val="0"/>
+              </w:rPr>
+              <w:t xml:space="preserve">Calm — below trend in four of the five years — but not unusually so by Ireland’s own history since the 1970s (40th percentile). Germany was (4th percentile).</w:t>
             </w:r>
           </w:p>
         </w:tc>
@@ -18586,8 +22312,9 @@
             <w:r>
               <w:rPr>
                 <w:sz w:val="17"/>
-              </w:rPr>
-              <w:t>Hypotheses and design, committed before any model ran</w:t>
+                <w:b w:val="0"/>
+              </w:rPr>
+              <w:t xml:space="preserve">Hypotheses and design, committed before any model ran; Amendment A1 (30 Sep 2026)</w:t>
             </w:r>
           </w:p>
         </w:tc>
@@ -18601,8 +22328,9 @@
             <w:r>
               <w:rPr>
                 <w:sz w:val="17"/>
-              </w:rPr>
-              <w:t>code/01 … 10</w:t>
+                <w:b w:val="0"/>
+              </w:rPr>
+              <w:t xml:space="preserve">code/01 … 12</w:t>
             </w:r>
           </w:p>
         </w:tc>
@@ -18614,8 +22342,9 @@
             <w:r>
               <w:rPr>
                 <w:sz w:val="17"/>
-              </w:rPr>
-              <w:t>Scripts in run order (Part F)</w:t>
+                <w:b w:val="0"/>
+              </w:rPr>
+              <w:t xml:space="preserve">Scripts in run order (Part F); 11–12 are the exploratory extensions</w:t>
             </w:r>
           </w:p>
         </w:tc>
@@ -18670,8 +22399,9 @@
             <w:r>
               <w:rPr>
                 <w:sz w:val="17"/>
-              </w:rPr>
-              <w:t>Downloaded prices and model dataset (rebuilt by 01; not in Git)</w:t>
+                <w:b w:val="0"/>
+              </w:rPr>
+              <w:t xml:space="preserve">Downloaded prices (Yahoo; FRED for E2) and model dataset (rebuilt by 01 and 12; not in Git)</w:t>
             </w:r>
           </w:p>
         </w:tc>
@@ -18887,6 +22617,9 @@
           <w:i w:val="0"/>
         </w:rPr>
         <w:t>To reproduce: install the packages in requirements.txt, then run the scripts in order from the code folder (see README). Total time about 1 hour plus robustness checks.</w:t>
+      </w:r>
+      <w:r>
+        <w:t xml:space="preserve"> The exploratory scripts 11 and 12 take seconds.</w:t>
       </w:r>
     </w:p>
     <w:sectPr>
